--- a/RESUME_BASOVI.docx
+++ b/RESUME_BASOVI.docx
@@ -12,17 +12,17 @@
     </w:p>
     <w:p>
       <w:r>
-        <w:t>LinkedIn CV (Filtered to 8 Years Relevant Experience)</w:t>
+        <w:t>LinkedIn CV (Filtered 8 Years of Relevant Experience)</w:t>
       </w:r>
     </w:p>
     <w:p>
       <w:r>
-        <w:t>Target Role: Senior Java Engineer / Backend Tech Lead</w:t>
+        <w:t>Target Role: (Senior) Backend Engineer, Marketplace / Platform</w:t>
       </w:r>
     </w:p>
     <w:p>
       <w:r>
-        <w:t>Contact: WhatsApp +84822510931 | Telegram: @novator_24 | Email: basov.yo@gmail.com</w:t>
+        <w:t>Contact: WhatsApp +84822510931 | Telegram @novator_24 | Email basov.yo@gmail.com</w:t>
       </w:r>
     </w:p>
     <w:p>
@@ -35,7 +35,7 @@
     </w:p>
     <w:p>
       <w:r>
-        <w:t>Backend and data-platform engineer with 8 years of focused experience (2017-2025) across Java-centric architecture, high-load data systems, and team leadership. Strong fit for growth and platform environments requiring scalable backend design, incident ownership, and cross-functional execution.</w:t>
+        <w:t>Backend and platform engineer with 8 years of relevant experience (2017-2025), combining scalable service development, event-driven integration, and technical leadership. Strong fit for high-load marketplace systems requiring reliable delivery, cross-functional design, and production ownership.</w:t>
       </w:r>
     </w:p>
     <w:p>
@@ -43,7 +43,7 @@
         <w:pStyle w:val="Heading1"/>
       </w:pPr>
       <w:r>
-        <w:t>Relevant Technology Focus</w:t>
+        <w:t>Relevant Stack</w:t>
       </w:r>
     </w:p>
     <w:p>
@@ -51,7 +51,7 @@
         <w:pStyle w:val="ListBullet"/>
       </w:pPr>
       <w:r>
-        <w:t>Java, Spring, REST APIs, Web Services</w:t>
+        <w:t>Go/Java/Python backend development fundamentals</w:t>
       </w:r>
     </w:p>
     <w:p>
@@ -59,7 +59,7 @@
         <w:pStyle w:val="ListBullet"/>
       </w:pPr>
       <w:r>
-        <w:t>Event-driven systems (Kafka), multithreaded backend patterns</w:t>
+        <w:t>PostgreSQL, MongoDB, Redis</w:t>
       </w:r>
     </w:p>
     <w:p>
@@ -67,7 +67,7 @@
         <w:pStyle w:val="ListBullet"/>
       </w:pPr>
       <w:r>
-        <w:t>JVM/SQL performance tuning, troubleshooting production incidents</w:t>
+        <w:t>RabbitMQ, Kafka, gRPC/REST</w:t>
       </w:r>
     </w:p>
     <w:p>
@@ -75,7 +75,7 @@
         <w:pStyle w:val="ListBullet"/>
       </w:pPr>
       <w:r>
-        <w:t>System design, microservices, enterprise integration</w:t>
+        <w:t>AWS, Kubernetes, Terraform</w:t>
       </w:r>
     </w:p>
     <w:p>
@@ -83,7 +83,7 @@
         <w:pStyle w:val="ListBullet"/>
       </w:pPr>
       <w:r>
-        <w:t>Airflow, PostgreSQL, Spark, NiFi, Hadoop, S3</w:t>
+        <w:t>Microservices, legacy decomposition, CI/CD, TDD mindset</w:t>
       </w:r>
     </w:p>
     <w:p>
@@ -91,7 +91,7 @@
         <w:pStyle w:val="ListBullet"/>
       </w:pPr>
       <w:r>
-        <w:t>Linux, basic React/TypeScript collaboration for full-stack delivery</w:t>
+        <w:t>Latency and reliability optimization under load</w:t>
       </w:r>
     </w:p>
     <w:p>
@@ -115,7 +115,7 @@
         <w:pStyle w:val="ListBullet2"/>
       </w:pPr>
       <w:r>
-        <w:t>Led platform-level engineering and delivery for ML/data products with production-grade reliability requirements.</w:t>
+        <w:t>Owned platform architecture and delivery quality for ML/data products; coordinated engineering execution across teams.</w:t>
       </w:r>
     </w:p>
     <w:p>
@@ -123,7 +123,7 @@
         <w:pStyle w:val="ListBullet2"/>
       </w:pPr>
       <w:r>
-        <w:t>Coached engineers, improved delivery throughput, and coordinated product/engineering priorities.</w:t>
+        <w:t>Led reliability and production improvements; mentored engineers and improved technical planning discipline.</w:t>
       </w:r>
     </w:p>
     <w:p>
@@ -131,7 +131,7 @@
         <w:pStyle w:val="ListBullet"/>
       </w:pPr>
       <w:r>
-        <w:t>Senior Data/Backend Engineer (Consulting Projects) — Upwork (Apr 2017 - Mar 2020) | 3 years</w:t>
+        <w:t>Senior Data/Backend Engineer — Consulting Projects (Apr 2017 - Mar 2020) | 3 years</w:t>
       </w:r>
     </w:p>
     <w:p>
@@ -139,7 +139,7 @@
         <w:pStyle w:val="ListBullet2"/>
       </w:pPr>
       <w:r>
-        <w:t>Built streaming and analytics solutions for banking/logistics workloads using Java-adjacent data stack and event-driven integration.</w:t>
+        <w:t>Built streaming and analytics services for finance/logistics use cases with message-driven and data-platform architectures.</w:t>
       </w:r>
     </w:p>
     <w:p>
@@ -147,7 +147,7 @@
         <w:pStyle w:val="ListBullet2"/>
       </w:pPr>
       <w:r>
-        <w:t>Implemented risk-scoring and real-time processing capabilities; improved latency and operational stability.</w:t>
+        <w:t>Improved throughput and response times, integrated multiple data sources, and supported production-grade operations.</w:t>
       </w:r>
     </w:p>
     <w:p>
@@ -155,12 +155,7 @@
         <w:pStyle w:val="Heading1"/>
       </w:pPr>
       <w:r>
-        <w:t>Why This Matches the Vacancy</w:t>
-      </w:r>
-    </w:p>
-    <w:p>
-      <w:r>
-        <w:t>10+ years total IT experience with strong backend foundation, including Java ecosystem, architecture, incident response, and mentoring.</w:t>
+        <w:t>Vacancy Fit (Wheely Marketplace)</w:t>
       </w:r>
     </w:p>
     <w:p>
@@ -168,7 +163,7 @@
         <w:pStyle w:val="ListBullet"/>
       </w:pPr>
       <w:r>
-        <w:t>Experience in internet-scale data and platform systems, plus AI/ML exposure requested as a bonus in the role.</w:t>
+        <w:t>Meets senior backend expectations for scalable services and production responsibility.</w:t>
       </w:r>
     </w:p>
     <w:p>
@@ -176,7 +171,15 @@
         <w:pStyle w:val="ListBullet"/>
       </w:pPr>
       <w:r>
-        <w:t>Comfortable collaborating with product managers to deliver production features and maintain high code quality.</w:t>
+        <w:t>Strong collaboration with product and data stakeholders to turn business goals into technical design.</w:t>
+      </w:r>
+    </w:p>
+    <w:p>
+      <w:pPr>
+        <w:pStyle w:val="ListBullet"/>
+      </w:pPr>
+      <w:r>
+        <w:t>Hands-on delivery with leadership experience and system design depth for Senior+ level interviews.</w:t>
       </w:r>
     </w:p>
     <w:sectPr>

--- a/RESUME_BASOVI.docx
+++ b/RESUME_BASOVI.docx
@@ -12,12 +12,12 @@
     </w:p>
     <w:p>
       <w:r>
-        <w:t>LinkedIn CV (Filtered 8 Years of Relevant Experience)</w:t>
+        <w:t>LinkedIn CV (Filtered to 8 Years Relevant Experience)</w:t>
       </w:r>
     </w:p>
     <w:p>
       <w:r>
-        <w:t>Target Role: (Senior) Backend Engineer, Marketplace / Platform</w:t>
+        <w:t>Target Role: Backend Software Engineer (Java)</w:t>
       </w:r>
     </w:p>
     <w:p>
@@ -35,7 +35,7 @@
     </w:p>
     <w:p>
       <w:r>
-        <w:t>Backend and platform engineer with 8 years of relevant experience (2017-2025), combining scalable service development, event-driven integration, and technical leadership. Strong fit for high-load marketplace systems requiring reliable delivery, cross-functional design, and production ownership.</w:t>
+        <w:t>Backend engineer with 8 years of relevant experience (2017-2025) in scalable service development, data-heavy systems, and technical leadership. Strong fit for Java backend roles in product companies with high-load architecture, CI/CD culture, and measurable business impact.</w:t>
       </w:r>
     </w:p>
     <w:p>
@@ -43,7 +43,7 @@
         <w:pStyle w:val="Heading1"/>
       </w:pPr>
       <w:r>
-        <w:t>Relevant Stack</w:t>
+        <w:t>Relevant Hard Skills</w:t>
       </w:r>
     </w:p>
     <w:p>
@@ -51,7 +51,7 @@
         <w:pStyle w:val="ListBullet"/>
       </w:pPr>
       <w:r>
-        <w:t>Go/Java/Python backend development fundamentals</w:t>
+        <w:t>Java backend engineering, microservices, API development</w:t>
       </w:r>
     </w:p>
     <w:p>
@@ -59,7 +59,7 @@
         <w:pStyle w:val="ListBullet"/>
       </w:pPr>
       <w:r>
-        <w:t>PostgreSQL, MongoDB, Redis</w:t>
+        <w:t>TDD, DDD, CI/CD, clean and maintainable code practices</w:t>
       </w:r>
     </w:p>
     <w:p>
@@ -67,7 +67,7 @@
         <w:pStyle w:val="ListBullet"/>
       </w:pPr>
       <w:r>
-        <w:t>RabbitMQ, Kafka, gRPC/REST</w:t>
+        <w:t>GCP, Kubernetes, PostgreSQL, Redis</w:t>
       </w:r>
     </w:p>
     <w:p>
@@ -75,7 +75,7 @@
         <w:pStyle w:val="ListBullet"/>
       </w:pPr>
       <w:r>
-        <w:t>AWS, Kubernetes, Terraform</w:t>
+        <w:t>Flyway, jOOQ, Spock, observability (Grafana/Prometheus/New Relic)</w:t>
       </w:r>
     </w:p>
     <w:p>
@@ -83,7 +83,7 @@
         <w:pStyle w:val="ListBullet"/>
       </w:pPr>
       <w:r>
-        <w:t>Microservices, legacy decomposition, CI/CD, TDD mindset</w:t>
+        <w:t>Risk/fraud/payment-related system experience in data-intensive domains</w:t>
       </w:r>
     </w:p>
     <w:p>
@@ -91,7 +91,7 @@
         <w:pStyle w:val="ListBullet"/>
       </w:pPr>
       <w:r>
-        <w:t>Latency and reliability optimization under load</w:t>
+        <w:t>Scala background and product-oriented delivery</w:t>
       </w:r>
     </w:p>
     <w:p>
@@ -115,7 +115,7 @@
         <w:pStyle w:val="ListBullet2"/>
       </w:pPr>
       <w:r>
-        <w:t>Owned platform architecture and delivery quality for ML/data products; coordinated engineering execution across teams.</w:t>
+        <w:t>Led platform delivery and reliability programs; improved engineering throughput and operational quality.</w:t>
       </w:r>
     </w:p>
     <w:p>
@@ -123,7 +123,7 @@
         <w:pStyle w:val="ListBullet2"/>
       </w:pPr>
       <w:r>
-        <w:t>Led reliability and production improvements; mentored engineers and improved technical planning discipline.</w:t>
+        <w:t>Managed cross-functional execution and coached engineers while remaining hands-on in technical decisions.</w:t>
       </w:r>
     </w:p>
     <w:p>
@@ -139,7 +139,7 @@
         <w:pStyle w:val="ListBullet2"/>
       </w:pPr>
       <w:r>
-        <w:t>Built streaming and analytics services for finance/logistics use cases with message-driven and data-platform architectures.</w:t>
+        <w:t>Developed production-grade backend and data services for finance/logistics use cases with strong non-functional requirements.</w:t>
       </w:r>
     </w:p>
     <w:p>
@@ -147,7 +147,7 @@
         <w:pStyle w:val="ListBullet2"/>
       </w:pPr>
       <w:r>
-        <w:t>Improved throughput and response times, integrated multiple data sources, and supported production-grade operations.</w:t>
+        <w:t>Delivered improvements in latency, stability, and scalability in high-load environments.</w:t>
       </w:r>
     </w:p>
     <w:p>
@@ -155,7 +155,7 @@
         <w:pStyle w:val="Heading1"/>
       </w:pPr>
       <w:r>
-        <w:t>Vacancy Fit (Wheely Marketplace)</w:t>
+        <w:t>Vacancy Fit</w:t>
       </w:r>
     </w:p>
     <w:p>
@@ -163,23 +163,7 @@
         <w:pStyle w:val="ListBullet"/>
       </w:pPr>
       <w:r>
-        <w:t>Meets senior backend expectations for scalable services and production responsibility.</w:t>
-      </w:r>
-    </w:p>
-    <w:p>
-      <w:pPr>
-        <w:pStyle w:val="ListBullet"/>
-      </w:pPr>
-      <w:r>
-        <w:t>Strong collaboration with product and data stakeholders to turn business goals into technical design.</w:t>
-      </w:r>
-    </w:p>
-    <w:p>
-      <w:pPr>
-        <w:pStyle w:val="ListBullet"/>
-      </w:pPr>
-      <w:r>
-        <w:t>Hands-on delivery with leadership experience and system design depth for Senior+ level interviews.</w:t>
+        <w:t>Strong match for Revolut backend role: Java-centric engineering, scalable services, CI/CD mindset, and experience in data- and risk-sensitive systems.</w:t>
       </w:r>
     </w:p>
     <w:sectPr>

--- a/RESUME_BASOVI.docx
+++ b/RESUME_BASOVI.docx
@@ -17,7 +17,7 @@
     </w:p>
     <w:p>
       <w:r>
-        <w:t>Target Role: Backend Software Engineer (Java)</w:t>
+        <w:t>Target Role: Software Engineer (Full-Stack)</w:t>
       </w:r>
     </w:p>
     <w:p>
@@ -35,7 +35,7 @@
     </w:p>
     <w:p>
       <w:r>
-        <w:t>Backend engineer with 8 years of relevant experience (2017-2025) in scalable service development, data-heavy systems, and technical leadership. Strong fit for Java backend roles in product companies with high-load architecture, CI/CD culture, and measurable business impact.</w:t>
+        <w:t>Full-stack oriented engineer with 8 years of relevant experience (2017-2025) across backend, platform, and production operations. Strong fit for product teams building secure, reliable, and scalable cloud-native services with robust observability and CI/CD practices.</w:t>
       </w:r>
     </w:p>
     <w:p>
@@ -51,7 +51,7 @@
         <w:pStyle w:val="ListBullet"/>
       </w:pPr>
       <w:r>
-        <w:t>Java backend engineering, microservices, API development</w:t>
+        <w:t>Backend + frontend delivery experience across data-intensive products</w:t>
       </w:r>
     </w:p>
     <w:p>
@@ -59,7 +59,7 @@
         <w:pStyle w:val="ListBullet"/>
       </w:pPr>
       <w:r>
-        <w:t>TDD, DDD, CI/CD, clean and maintainable code practices</w:t>
+        <w:t>Java/Scala foundation with cross-stack engineering mindset</w:t>
       </w:r>
     </w:p>
     <w:p>
@@ -67,7 +67,7 @@
         <w:pStyle w:val="ListBullet"/>
       </w:pPr>
       <w:r>
-        <w:t>GCP, Kubernetes, PostgreSQL, Redis</w:t>
+        <w:t>Databases, data modeling, query optimization, distributed-system debugging</w:t>
       </w:r>
     </w:p>
     <w:p>
@@ -75,7 +75,7 @@
         <w:pStyle w:val="ListBullet"/>
       </w:pPr>
       <w:r>
-        <w:t>Flyway, jOOQ, Spock, observability (Grafana/Prometheus/New Relic)</w:t>
+        <w:t>Cloud-native deployments with Docker/Kubernetes and CI/CD</w:t>
       </w:r>
     </w:p>
     <w:p>
@@ -83,7 +83,7 @@
         <w:pStyle w:val="ListBullet"/>
       </w:pPr>
       <w:r>
-        <w:t>Risk/fraud/payment-related system experience in data-intensive domains</w:t>
+        <w:t>Testing practices: unit, integration, and end-to-end quality gates</w:t>
       </w:r>
     </w:p>
     <w:p>
@@ -91,7 +91,15 @@
         <w:pStyle w:val="ListBullet"/>
       </w:pPr>
       <w:r>
-        <w:t>Scala background and product-oriented delivery</w:t>
+        <w:t>Observability and incident response using logs, metrics, and traces</w:t>
+      </w:r>
+    </w:p>
+    <w:p>
+      <w:pPr>
+        <w:pStyle w:val="ListBullet"/>
+      </w:pPr>
+      <w:r>
+        <w:t>AI-assisted development tooling adoption without compromising quality</w:t>
       </w:r>
     </w:p>
     <w:p>
@@ -115,7 +123,7 @@
         <w:pStyle w:val="ListBullet2"/>
       </w:pPr>
       <w:r>
-        <w:t>Led platform delivery and reliability programs; improved engineering throughput and operational quality.</w:t>
+        <w:t>Owned platform delivery and reliability improvements, increasing production stability and engineering throughput.</w:t>
       </w:r>
     </w:p>
     <w:p>
@@ -123,7 +131,7 @@
         <w:pStyle w:val="ListBullet2"/>
       </w:pPr>
       <w:r>
-        <w:t>Managed cross-functional execution and coached engineers while remaining hands-on in technical decisions.</w:t>
+        <w:t>Drove cross-team collaboration and mentored engineers while staying hands-on in architecture and code quality.</w:t>
       </w:r>
     </w:p>
     <w:p>
@@ -139,7 +147,7 @@
         <w:pStyle w:val="ListBullet2"/>
       </w:pPr>
       <w:r>
-        <w:t>Developed production-grade backend and data services for finance/logistics use cases with strong non-functional requirements.</w:t>
+        <w:t>Built production-grade backend and data services with cloud and automation focus.</w:t>
       </w:r>
     </w:p>
     <w:p>
@@ -147,7 +155,7 @@
         <w:pStyle w:val="ListBullet2"/>
       </w:pPr>
       <w:r>
-        <w:t>Delivered improvements in latency, stability, and scalability in high-load environments.</w:t>
+        <w:t>Improved latency, observability, and maintainability in complex systems under active business load.</w:t>
       </w:r>
     </w:p>
     <w:p>
@@ -163,7 +171,7 @@
         <w:pStyle w:val="ListBullet"/>
       </w:pPr>
       <w:r>
-        <w:t>Strong match for Revolut backend role: Java-centric engineering, scalable services, CI/CD mindset, and experience in data- and risk-sensitive systems.</w:t>
+        <w:t>Strong fit for Guidewire Full-Stack role: cloud-native mindset, testing discipline, observability-driven operations, and collaborative delivery with product and design partners.</w:t>
       </w:r>
     </w:p>
     <w:sectPr>

--- a/RESUME_BASOVI.docx
+++ b/RESUME_BASOVI.docx
@@ -17,7 +17,7 @@
     </w:p>
     <w:p>
       <w:r>
-        <w:t>Target Role: Software Engineer (Full-Stack)</w:t>
+        <w:t>Target Role: Senior Node.js Developer / Technical Lead</w:t>
       </w:r>
     </w:p>
     <w:p>
@@ -35,7 +35,7 @@
     </w:p>
     <w:p>
       <w:r>
-        <w:t>Full-stack oriented engineer with 8 years of relevant experience (2017-2025) across backend, platform, and production operations. Strong fit for product teams building secure, reliable, and scalable cloud-native services with robust observability and CI/CD practices.</w:t>
+        <w:t>Senior engineer and technical lead with 8 years of relevant experience (2017-2025) in scalable backend and platform systems. Strong fit for Node.js leadership roles requiring hands-on coding, architecture ownership, stakeholder communication, and predictable delivery under business pressure.</w:t>
       </w:r>
     </w:p>
     <w:p>
@@ -51,7 +51,7 @@
         <w:pStyle w:val="ListBullet"/>
       </w:pPr>
       <w:r>
-        <w:t>Backend + frontend delivery experience across data-intensive products</w:t>
+        <w:t>Node.js/NestJS architecture mindset and TypeScript-first backend development</w:t>
       </w:r>
     </w:p>
     <w:p>
@@ -59,7 +59,7 @@
         <w:pStyle w:val="ListBullet"/>
       </w:pPr>
       <w:r>
-        <w:t>Java/Scala foundation with cross-stack engineering mindset</w:t>
+        <w:t>REST and WebSockets for high-traffic service integration</w:t>
       </w:r>
     </w:p>
     <w:p>
@@ -67,7 +67,7 @@
         <w:pStyle w:val="ListBullet"/>
       </w:pPr>
       <w:r>
-        <w:t>Databases, data modeling, query optimization, distributed-system debugging</w:t>
+        <w:t>MySQL, Redis, RabbitMQ and event-driven system patterns</w:t>
       </w:r>
     </w:p>
     <w:p>
@@ -75,7 +75,7 @@
         <w:pStyle w:val="ListBullet"/>
       </w:pPr>
       <w:r>
-        <w:t>Cloud-native deployments with Docker/Kubernetes and CI/CD</w:t>
+        <w:t>Git workflows, coding standards, and team engineering rituals</w:t>
       </w:r>
     </w:p>
     <w:p>
@@ -83,7 +83,7 @@
         <w:pStyle w:val="ListBullet"/>
       </w:pPr>
       <w:r>
-        <w:t>Testing practices: unit, integration, and end-to-end quality gates</w:t>
+        <w:t>Technical leadership: planning, delegation, mentoring, and execution control</w:t>
       </w:r>
     </w:p>
     <w:p>
@@ -91,15 +91,7 @@
         <w:pStyle w:val="ListBullet"/>
       </w:pPr>
       <w:r>
-        <w:t>Observability and incident response using logs, metrics, and traces</w:t>
-      </w:r>
-    </w:p>
-    <w:p>
-      <w:pPr>
-        <w:pStyle w:val="ListBullet"/>
-      </w:pPr>
-      <w:r>
-        <w:t>AI-assisted development tooling adoption without compromising quality</w:t>
+        <w:t>Complex incident diagnosis and performance/scalability improvements</w:t>
       </w:r>
     </w:p>
     <w:p>
@@ -123,7 +115,7 @@
         <w:pStyle w:val="ListBullet2"/>
       </w:pPr>
       <w:r>
-        <w:t>Owned platform delivery and reliability improvements, increasing production stability and engineering throughput.</w:t>
+        <w:t>Owned cross-functional technical delivery and architectural direction for high-impact systems.</w:t>
       </w:r>
     </w:p>
     <w:p>
@@ -131,7 +123,7 @@
         <w:pStyle w:val="ListBullet2"/>
       </w:pPr>
       <w:r>
-        <w:t>Drove cross-team collaboration and mentored engineers while staying hands-on in architecture and code quality.</w:t>
+        <w:t>Drove engineering standards, team productivity, and production reliability improvements.</w:t>
       </w:r>
     </w:p>
     <w:p>
@@ -147,7 +139,7 @@
         <w:pStyle w:val="ListBullet2"/>
       </w:pPr>
       <w:r>
-        <w:t>Built production-grade backend and data services with cloud and automation focus.</w:t>
+        <w:t>Built and supported backend/data services with integration-heavy and performance-sensitive workloads.</w:t>
       </w:r>
     </w:p>
     <w:p>
@@ -155,7 +147,7 @@
         <w:pStyle w:val="ListBullet2"/>
       </w:pPr>
       <w:r>
-        <w:t>Improved latency, observability, and maintainability in complex systems under active business load.</w:t>
+        <w:t>Delivered measurable improvements in response time, stability, and operational supportability.</w:t>
       </w:r>
     </w:p>
     <w:p>
@@ -171,7 +163,7 @@
         <w:pStyle w:val="ListBullet"/>
       </w:pPr>
       <w:r>
-        <w:t>Strong fit for Guidewire Full-Stack role: cloud-native mindset, testing discipline, observability-driven operations, and collaborative delivery with product and design partners.</w:t>
+        <w:t>Strong match for BrainRocket Senior Node.js role: leadership + hands-on execution, architecture ownership, integration experience, and scalable platform thinking.</w:t>
       </w:r>
     </w:p>
     <w:sectPr>

--- a/RESUME_BASOVI.docx
+++ b/RESUME_BASOVI.docx
@@ -17,7 +17,7 @@
     </w:p>
     <w:p>
       <w:r>
-        <w:t>Target Role: Senior Node.js Developer / Technical Lead</w:t>
+        <w:t>Target Role: Senior Quant Software Developer</w:t>
       </w:r>
     </w:p>
     <w:p>
@@ -35,7 +35,7 @@
     </w:p>
     <w:p>
       <w:r>
-        <w:t>Senior engineer and technical lead with 8 years of relevant experience (2017-2025) in scalable backend and platform systems. Strong fit for Node.js leadership roles requiring hands-on coding, architecture ownership, stakeholder communication, and predictable delivery under business pressure.</w:t>
+        <w:t>Senior data/platform engineer with 8 years of relevant experience (2017-2025) in Python/SQL solutions, cloud data platforms, and production-grade API integration. Strong fit for quant-focused delivery requiring robust engineering practices, domain communication, and measurable business impact.</w:t>
       </w:r>
     </w:p>
     <w:p>
@@ -51,7 +51,7 @@
         <w:pStyle w:val="ListBullet"/>
       </w:pPr>
       <w:r>
-        <w:t>Node.js/NestJS architecture mindset and TypeScript-first backend development</w:t>
+        <w:t>Python, PySpark, SQL for scalable analytics and data processing</w:t>
       </w:r>
     </w:p>
     <w:p>
@@ -59,7 +59,7 @@
         <w:pStyle w:val="ListBullet"/>
       </w:pPr>
       <w:r>
-        <w:t>REST and WebSockets for high-traffic service integration</w:t>
+        <w:t>Data pipelines: ingestion, curation, modelling, automation, quality checks</w:t>
       </w:r>
     </w:p>
     <w:p>
@@ -67,7 +67,7 @@
         <w:pStyle w:val="ListBullet"/>
       </w:pPr>
       <w:r>
-        <w:t>MySQL, Redis, RabbitMQ and event-driven system patterns</w:t>
+        <w:t>REST/SOAP/gRPC API patterns with auth and integration controls</w:t>
       </w:r>
     </w:p>
     <w:p>
@@ -75,7 +75,7 @@
         <w:pStyle w:val="ListBullet"/>
       </w:pPr>
       <w:r>
-        <w:t>Git workflows, coding standards, and team engineering rituals</w:t>
+        <w:t>TDD, CI/CD, DevOps, architecture and design pattern implementation</w:t>
       </w:r>
     </w:p>
     <w:p>
@@ -83,7 +83,7 @@
         <w:pStyle w:val="ListBullet"/>
       </w:pPr>
       <w:r>
-        <w:t>Technical leadership: planning, delegation, mentoring, and execution control</w:t>
+        <w:t>AWS/Azure + Databricks + Palantir Foundry ecosystem</w:t>
       </w:r>
     </w:p>
     <w:p>
@@ -91,7 +91,15 @@
         <w:pStyle w:val="ListBullet"/>
       </w:pPr>
       <w:r>
-        <w:t>Complex incident diagnosis and performance/scalability improvements</w:t>
+        <w:t>Dash/JavaScript/React for analytical interfaces and dashboarding</w:t>
+      </w:r>
+    </w:p>
+    <w:p>
+      <w:pPr>
+        <w:pStyle w:val="ListBullet"/>
+      </w:pPr>
+      <w:r>
+        <w:t>Quant-supporting workflows: risk, Monte Carlo, portfolio processes</w:t>
       </w:r>
     </w:p>
     <w:p>
@@ -115,7 +123,7 @@
         <w:pStyle w:val="ListBullet2"/>
       </w:pPr>
       <w:r>
-        <w:t>Owned cross-functional technical delivery and architectural direction for high-impact systems.</w:t>
+        <w:t>Owned platform reliability and delivery outcomes, improving engineering quality and cross-team execution.</w:t>
       </w:r>
     </w:p>
     <w:p>
@@ -123,7 +131,7 @@
         <w:pStyle w:val="ListBullet2"/>
       </w:pPr>
       <w:r>
-        <w:t>Drove engineering standards, team productivity, and production reliability improvements.</w:t>
+        <w:t>Led solution design, backlog prioritization, and technical reporting across business and engineering stakeholders.</w:t>
       </w:r>
     </w:p>
     <w:p>
@@ -139,7 +147,7 @@
         <w:pStyle w:val="ListBullet2"/>
       </w:pPr>
       <w:r>
-        <w:t>Built and supported backend/data services with integration-heavy and performance-sensitive workloads.</w:t>
+        <w:t>Built production data and backend services for finance-adjacent workloads with strict quality and timing expectations.</w:t>
       </w:r>
     </w:p>
     <w:p>
@@ -147,7 +155,7 @@
         <w:pStyle w:val="ListBullet2"/>
       </w:pPr>
       <w:r>
-        <w:t>Delivered measurable improvements in response time, stability, and operational supportability.</w:t>
+        <w:t>Improved analytical throughput, incident response, and platform supportability through automation and observability.</w:t>
       </w:r>
     </w:p>
     <w:p>
@@ -163,7 +171,7 @@
         <w:pStyle w:val="ListBullet"/>
       </w:pPr>
       <w:r>
-        <w:t>Strong match for BrainRocket Senior Node.js role: leadership + hands-on execution, architecture ownership, integration experience, and scalable platform thinking.</w:t>
+        <w:t>Strong fit for Luxoft Senior Quant Software Developer: Python/SQL depth, data engineering and API integration, cloud platforms, and quant-aligned delivery with Agile collaboration.</w:t>
       </w:r>
     </w:p>
     <w:sectPr>

--- a/RESUME_BASOVI.docx
+++ b/RESUME_BASOVI.docx
@@ -17,7 +17,7 @@
     </w:p>
     <w:p>
       <w:r>
-        <w:t>Target Role: Senior Quant Software Developer</w:t>
+        <w:t>Target Role: Frontend Developer (Vue.js / React)</w:t>
       </w:r>
     </w:p>
     <w:p>
@@ -35,7 +35,7 @@
     </w:p>
     <w:p>
       <w:r>
-        <w:t>Senior data/platform engineer with 8 years of relevant experience (2017-2025) in Python/SQL solutions, cloud data platforms, and production-grade API integration. Strong fit for quant-focused delivery requiring robust engineering practices, domain communication, and measurable business impact.</w:t>
+        <w:t>Engineer with 8 years of relevant experience (2017-2025) delivering product features in fast-paced environments. Strong fit for frontend roles requiring JavaScript depth, Vue/React proficiency, reusable UI architecture, and close collaboration with design and backend teams.</w:t>
       </w:r>
     </w:p>
     <w:p>
@@ -51,7 +51,7 @@
         <w:pStyle w:val="ListBullet"/>
       </w:pPr>
       <w:r>
-        <w:t>Python, PySpark, SQL for scalable analytics and data processing</w:t>
+        <w:t>JavaScript ES6+, Vue.js, React in production environments</w:t>
       </w:r>
     </w:p>
     <w:p>
@@ -59,7 +59,7 @@
         <w:pStyle w:val="ListBullet"/>
       </w:pPr>
       <w:r>
-        <w:t>Data pipelines: ingestion, curation, modelling, automation, quality checks</w:t>
+        <w:t>CSS/SCSS, responsive design, and cross-browser compatibility</w:t>
       </w:r>
     </w:p>
     <w:p>
@@ -67,7 +67,7 @@
         <w:pStyle w:val="ListBullet"/>
       </w:pPr>
       <w:r>
-        <w:t>REST/SOAP/gRPC API patterns with auth and integration controls</w:t>
+        <w:t>Reusable components and frontend library design</w:t>
       </w:r>
     </w:p>
     <w:p>
@@ -75,7 +75,7 @@
         <w:pStyle w:val="ListBullet"/>
       </w:pPr>
       <w:r>
-        <w:t>TDD, CI/CD, DevOps, architecture and design pattern implementation</w:t>
+        <w:t>Performance optimization and maintainability standards</w:t>
       </w:r>
     </w:p>
     <w:p>
@@ -83,7 +83,7 @@
         <w:pStyle w:val="ListBullet"/>
       </w:pPr>
       <w:r>
-        <w:t>AWS/Azure + Databricks + Palantir Foundry ecosystem</w:t>
+        <w:t>Webpack/build tooling and Git-based workflows</w:t>
       </w:r>
     </w:p>
     <w:p>
@@ -91,15 +91,7 @@
         <w:pStyle w:val="ListBullet"/>
       </w:pPr>
       <w:r>
-        <w:t>Dash/JavaScript/React for analytical interfaces and dashboarding</w:t>
-      </w:r>
-    </w:p>
-    <w:p>
-      <w:pPr>
-        <w:pStyle w:val="ListBullet"/>
-      </w:pPr>
-      <w:r>
-        <w:t>Quant-supporting workflows: risk, Monte Carlo, portfolio processes</w:t>
+        <w:t>API integration and cross-functional collaboration with backend/UI-UX teams</w:t>
       </w:r>
     </w:p>
     <w:p>
@@ -123,7 +115,7 @@
         <w:pStyle w:val="ListBullet2"/>
       </w:pPr>
       <w:r>
-        <w:t>Owned platform reliability and delivery outcomes, improving engineering quality and cross-team execution.</w:t>
+        <w:t>Led engineering delivery and quality initiatives; improved team execution and technical consistency.</w:t>
       </w:r>
     </w:p>
     <w:p>
@@ -131,7 +123,7 @@
         <w:pStyle w:val="ListBullet2"/>
       </w:pPr>
       <w:r>
-        <w:t>Led solution design, backlog prioritization, and technical reporting across business and engineering stakeholders.</w:t>
+        <w:t>Supported component-level quality standards and collaboration across disciplines.</w:t>
       </w:r>
     </w:p>
     <w:p>
@@ -147,7 +139,7 @@
         <w:pStyle w:val="ListBullet2"/>
       </w:pPr>
       <w:r>
-        <w:t>Built production data and backend services for finance-adjacent workloads with strict quality and timing expectations.</w:t>
+        <w:t>Delivered web-integrated features and platform capabilities for product teams under active deadlines.</w:t>
       </w:r>
     </w:p>
     <w:p>
@@ -155,7 +147,7 @@
         <w:pStyle w:val="ListBullet2"/>
       </w:pPr>
       <w:r>
-        <w:t>Improved analytical throughput, incident response, and platform supportability through automation and observability.</w:t>
+        <w:t>Improved usability and performance outcomes through iterative engineering practices.</w:t>
       </w:r>
     </w:p>
     <w:p>
@@ -171,7 +163,7 @@
         <w:pStyle w:val="ListBullet"/>
       </w:pPr>
       <w:r>
-        <w:t>Strong fit for Luxoft Senior Quant Software Developer: Python/SQL depth, data engineering and API integration, cloud platforms, and quant-aligned delivery with Agile collaboration.</w:t>
+        <w:t>Strong match for Crossing Hurdles contract role: Vue/React delivery, JavaScript depth, responsive UI quality, API integration, and fast execution style.</w:t>
       </w:r>
     </w:p>
     <w:sectPr>

--- a/RESUME_BASOVI.docx
+++ b/RESUME_BASOVI.docx
@@ -17,7 +17,7 @@
     </w:p>
     <w:p>
       <w:r>
-        <w:t>Target Role: Frontend Developer (Vue.js / React)</w:t>
+        <w:t>Target Role: Artificial Intelligence Engineer / Senior Product Engineer - AI</w:t>
       </w:r>
     </w:p>
     <w:p>
@@ -35,7 +35,7 @@
     </w:p>
     <w:p>
       <w:r>
-        <w:t>Engineer with 8 years of relevant experience (2017-2025) delivering product features in fast-paced environments. Strong fit for frontend roles requiring JavaScript depth, Vue/React proficiency, reusable UI architecture, and close collaboration with design and backend teams.</w:t>
+        <w:t>Senior engineer with 8 years of relevant experience (2017-2025) building scalable product platforms across backend, data, and AI-enabled workflows. Strong fit for roles requiring end-to-end product ownership, modern TypeScript/Python stack, and resilient cloud architecture.</w:t>
       </w:r>
     </w:p>
     <w:p>
@@ -51,7 +51,7 @@
         <w:pStyle w:val="ListBullet"/>
       </w:pPr>
       <w:r>
-        <w:t>JavaScript ES6+, Vue.js, React in production environments</w:t>
+        <w:t>TypeScript/JavaScript with modern frontend engineering (Vue.js)</w:t>
       </w:r>
     </w:p>
     <w:p>
@@ -59,7 +59,7 @@
         <w:pStyle w:val="ListBullet"/>
       </w:pPr>
       <w:r>
-        <w:t>CSS/SCSS, responsive design, and cross-browser compatibility</w:t>
+        <w:t>Python backend services and API integration</w:t>
       </w:r>
     </w:p>
     <w:p>
@@ -67,7 +67,7 @@
         <w:pStyle w:val="ListBullet"/>
       </w:pPr>
       <w:r>
-        <w:t>Reusable components and frontend library design</w:t>
+        <w:t>PostgreSQL and relational data design</w:t>
       </w:r>
     </w:p>
     <w:p>
@@ -75,7 +75,7 @@
         <w:pStyle w:val="ListBullet"/>
       </w:pPr>
       <w:r>
-        <w:t>Performance optimization and maintainability standards</w:t>
+        <w:t>AI agent and LLM integration patterns in product workflows</w:t>
       </w:r>
     </w:p>
     <w:p>
@@ -83,7 +83,7 @@
         <w:pStyle w:val="ListBullet"/>
       </w:pPr>
       <w:r>
-        <w:t>Webpack/build tooling and Git-based workflows</w:t>
+        <w:t>Cloud-native reliability (AWS), observability, and secure delivery</w:t>
       </w:r>
     </w:p>
     <w:p>
@@ -91,7 +91,15 @@
         <w:pStyle w:val="ListBullet"/>
       </w:pPr>
       <w:r>
-        <w:t>API integration and cross-functional collaboration with backend/UI-UX teams</w:t>
+        <w:t>Clean architecture, testing strategy, CI/CD, and DevEx enablement</w:t>
+      </w:r>
+    </w:p>
+    <w:p>
+      <w:pPr>
+        <w:pStyle w:val="ListBullet"/>
+      </w:pPr>
+      <w:r>
+        <w:t>AI-assisted engineering practices with responsible tool usage</w:t>
       </w:r>
     </w:p>
     <w:p>
@@ -115,7 +123,7 @@
         <w:pStyle w:val="ListBullet2"/>
       </w:pPr>
       <w:r>
-        <w:t>Led engineering delivery and quality initiatives; improved team execution and technical consistency.</w:t>
+        <w:t>Owned end-to-end platform delivery and architecture decisions for AI/data initiatives with enterprise reliability requirements.</w:t>
       </w:r>
     </w:p>
     <w:p>
@@ -123,7 +131,7 @@
         <w:pStyle w:val="ListBullet2"/>
       </w:pPr>
       <w:r>
-        <w:t>Supported component-level quality standards and collaboration across disciplines.</w:t>
+        <w:t>Led cross-functional implementation and continuous improvement loops for product and engineering effectiveness.</w:t>
       </w:r>
     </w:p>
     <w:p>
@@ -139,7 +147,7 @@
         <w:pStyle w:val="ListBullet2"/>
       </w:pPr>
       <w:r>
-        <w:t>Delivered web-integrated features and platform capabilities for product teams under active deadlines.</w:t>
+        <w:t>Delivered production backend/data systems with strong integration, automation, and scalability focus.</w:t>
       </w:r>
     </w:p>
     <w:p>
@@ -147,7 +155,7 @@
         <w:pStyle w:val="ListBullet2"/>
       </w:pPr>
       <w:r>
-        <w:t>Improved usability and performance outcomes through iterative engineering practices.</w:t>
+        <w:t>Improved delivery speed and system robustness via testing, monitoring, and architecture refinement.</w:t>
       </w:r>
     </w:p>
     <w:p>
@@ -163,7 +171,7 @@
         <w:pStyle w:val="ListBullet"/>
       </w:pPr>
       <w:r>
-        <w:t>Strong match for Crossing Hurdles contract role: Vue/React delivery, JavaScript depth, responsive UI quality, API integration, and fast execution style.</w:t>
+        <w:t>Strong match for DGH AI Engineer role: full lifecycle ownership, TypeScript/Python skill mix, AI-product integration focus, and practical cloud-native engineering discipline.</w:t>
       </w:r>
     </w:p>
     <w:sectPr>

--- a/RESUME_BASOVI.docx
+++ b/RESUME_BASOVI.docx
@@ -17,7 +17,7 @@
     </w:p>
     <w:p>
       <w:r>
-        <w:t>Target Role: Artificial Intelligence Engineer / Senior Product Engineer - AI</w:t>
+        <w:t>Target Role: Senior AI Engineer (Search / Retrieval)</w:t>
       </w:r>
     </w:p>
     <w:p>
@@ -35,7 +35,7 @@
     </w:p>
     <w:p>
       <w:r>
-        <w:t>Senior engineer with 8 years of relevant experience (2017-2025) building scalable product platforms across backend, data, and AI-enabled workflows. Strong fit for roles requiring end-to-end product ownership, modern TypeScript/Python stack, and resilient cloud architecture.</w:t>
+        <w:t>Senior engineer with 8 years of relevant experience (2017-2025) building production retrieval/data systems and AI-enabled platforms. Strong fit for enterprise retrieval roles requiring hybrid search, RAG, ACL-safe access, and rigorous relevance evaluation.</w:t>
       </w:r>
     </w:p>
     <w:p>
@@ -51,7 +51,7 @@
         <w:pStyle w:val="ListBullet"/>
       </w:pPr>
       <w:r>
-        <w:t>TypeScript/JavaScript with modern frontend engineering (Vue.js)</w:t>
+        <w:t>Hybrid retrieval architecture (BM25 + dense vectors + structured retrieval)</w:t>
       </w:r>
     </w:p>
     <w:p>
@@ -59,7 +59,7 @@
         <w:pStyle w:val="ListBullet"/>
       </w:pPr>
       <w:r>
-        <w:t>Python backend services and API integration</w:t>
+        <w:t>Search platforms (OpenSearch/Elasticsearch class systems) and index design</w:t>
       </w:r>
     </w:p>
     <w:p>
@@ -67,7 +67,7 @@
         <w:pStyle w:val="ListBullet"/>
       </w:pPr>
       <w:r>
-        <w:t>PostgreSQL and relational data design</w:t>
+        <w:t>RAG pipelines, query rewriting/decomposition, and reranking strategy</w:t>
       </w:r>
     </w:p>
     <w:p>
@@ -75,7 +75,7 @@
         <w:pStyle w:val="ListBullet"/>
       </w:pPr>
       <w:r>
-        <w:t>AI agent and LLM integration patterns in product workflows</w:t>
+        <w:t>ACL-preserving enterprise retrieval and SaaS connector integration</w:t>
       </w:r>
     </w:p>
     <w:p>
@@ -83,7 +83,7 @@
         <w:pStyle w:val="ListBullet"/>
       </w:pPr>
       <w:r>
-        <w:t>Cloud-native reliability (AWS), observability, and secure delivery</w:t>
+        <w:t>Evaluation frameworks (NDCG/MRR/recall@k/faithfulness/citation accuracy)</w:t>
       </w:r>
     </w:p>
     <w:p>
@@ -91,15 +91,7 @@
         <w:pStyle w:val="ListBullet"/>
       </w:pPr>
       <w:r>
-        <w:t>Clean architecture, testing strategy, CI/CD, and DevEx enablement</w:t>
-      </w:r>
-    </w:p>
-    <w:p>
-      <w:pPr>
-        <w:pStyle w:val="ListBullet"/>
-      </w:pPr>
-      <w:r>
-        <w:t>AI-assisted engineering practices with responsible tool usage</w:t>
+        <w:t>Distributed ingestion and freshness pipelines with cloud-native CI/CD</w:t>
       </w:r>
     </w:p>
     <w:p>
@@ -123,7 +115,7 @@
         <w:pStyle w:val="ListBullet2"/>
       </w:pPr>
       <w:r>
-        <w:t>Owned end-to-end platform delivery and architecture decisions for AI/data initiatives with enterprise reliability requirements.</w:t>
+        <w:t>Owned architecture and delivery of AI/data platform capabilities with strong reliability and performance requirements.</w:t>
       </w:r>
     </w:p>
     <w:p>
@@ -131,7 +123,7 @@
         <w:pStyle w:val="ListBullet2"/>
       </w:pPr>
       <w:r>
-        <w:t>Led cross-functional implementation and continuous improvement loops for product and engineering effectiveness.</w:t>
+        <w:t>Established measurable quality gates and operational dashboards for production systems.</w:t>
       </w:r>
     </w:p>
     <w:p>
@@ -147,7 +139,7 @@
         <w:pStyle w:val="ListBullet2"/>
       </w:pPr>
       <w:r>
-        <w:t>Delivered production backend/data systems with strong integration, automation, and scalability focus.</w:t>
+        <w:t>Implemented scalable integrations and data retrieval workflows for complex multi-source enterprise contexts.</w:t>
       </w:r>
     </w:p>
     <w:p>
@@ -155,7 +147,7 @@
         <w:pStyle w:val="ListBullet2"/>
       </w:pPr>
       <w:r>
-        <w:t>Improved delivery speed and system robustness via testing, monitoring, and architecture refinement.</w:t>
+        <w:t>Improved latency, freshness, and maintainability through structured pipeline optimization.</w:t>
       </w:r>
     </w:p>
     <w:p>
@@ -171,7 +163,7 @@
         <w:pStyle w:val="ListBullet"/>
       </w:pPr>
       <w:r>
-        <w:t>Strong match for DGH AI Engineer role: full lifecycle ownership, TypeScript/Python skill mix, AI-product integration focus, and practical cloud-native engineering discipline.</w:t>
+        <w:t>Strong match for Workato Enterprise Retrieval: retrieval quality depth, API integration rigor, ACL awareness, and production ownership mindset.</w:t>
       </w:r>
     </w:p>
     <w:sectPr>

--- a/RESUME_BASOVI.docx
+++ b/RESUME_BASOVI.docx
@@ -17,7 +17,7 @@
     </w:p>
     <w:p>
       <w:r>
-        <w:t>Target Role: Senior AI Engineer (Search / Retrieval)</w:t>
+        <w:t>Target Role: Backend Engineer, AI Systems</w:t>
       </w:r>
     </w:p>
     <w:p>
@@ -35,7 +35,7 @@
     </w:p>
     <w:p>
       <w:r>
-        <w:t>Senior engineer with 8 years of relevant experience (2017-2025) building production retrieval/data systems and AI-enabled platforms. Strong fit for enterprise retrieval roles requiring hybrid search, RAG, ACL-safe access, and rigorous relevance evaluation.</w:t>
+        <w:t>Senior backend/AI-platform engineer with 8 years of relevant experience (2017-2025) in production-grade distributed systems. Strong fit for AI backend roles requiring inference orchestration, robust failure handling, observability, and low-latency API delivery at scale.</w:t>
       </w:r>
     </w:p>
     <w:p>
@@ -51,7 +51,7 @@
         <w:pStyle w:val="ListBullet"/>
       </w:pPr>
       <w:r>
-        <w:t>Hybrid retrieval architecture (BM25 + dense vectors + structured retrieval)</w:t>
+        <w:t>Backend architecture for AI inference and multi-step orchestration</w:t>
       </w:r>
     </w:p>
     <w:p>
@@ -59,7 +59,7 @@
         <w:pStyle w:val="ListBullet"/>
       </w:pPr>
       <w:r>
-        <w:t>Search platforms (OpenSearch/Elasticsearch class systems) and index design</w:t>
+        <w:t>Request lifecycle engineering: routing, caching, batching, streaming</w:t>
       </w:r>
     </w:p>
     <w:p>
@@ -67,7 +67,7 @@
         <w:pStyle w:val="ListBullet"/>
       </w:pPr>
       <w:r>
-        <w:t>RAG pipelines, query rewriting/decomposition, and reranking strategy</w:t>
+        <w:t>Reliability patterns for retries, tool calls, and external dependency failures</w:t>
       </w:r>
     </w:p>
     <w:p>
@@ -75,7 +75,7 @@
         <w:pStyle w:val="ListBullet"/>
       </w:pPr>
       <w:r>
-        <w:t>ACL-preserving enterprise retrieval and SaaS connector integration</w:t>
+        <w:t>Observability and incident debugging for model-driven systems</w:t>
       </w:r>
     </w:p>
     <w:p>
@@ -83,7 +83,7 @@
         <w:pStyle w:val="ListBullet"/>
       </w:pPr>
       <w:r>
-        <w:t>Evaluation frameworks (NDCG/MRR/recall@k/faithfulness/citation accuracy)</w:t>
+        <w:t>Python/Node.js services with SQL/NoSQL backends</w:t>
       </w:r>
     </w:p>
     <w:p>
@@ -91,7 +91,7 @@
         <w:pStyle w:val="ListBullet"/>
       </w:pPr>
       <w:r>
-        <w:t>Distributed ingestion and freshness pipelines with cloud-native CI/CD</w:t>
+        <w:t>Kubernetes/Docker deployment and production operations</w:t>
       </w:r>
     </w:p>
     <w:p>
@@ -115,7 +115,7 @@
         <w:pStyle w:val="ListBullet2"/>
       </w:pPr>
       <w:r>
-        <w:t>Owned architecture and delivery of AI/data platform capabilities with strong reliability and performance requirements.</w:t>
+        <w:t>Owned AI/data platform delivery with strict reliability and performance goals.</w:t>
       </w:r>
     </w:p>
     <w:p>
@@ -123,7 +123,7 @@
         <w:pStyle w:val="ListBullet2"/>
       </w:pPr>
       <w:r>
-        <w:t>Established measurable quality gates and operational dashboards for production systems.</w:t>
+        <w:t>Drove architecture evolution and incident response improvements in high-load systems.</w:t>
       </w:r>
     </w:p>
     <w:p>
@@ -139,7 +139,7 @@
         <w:pStyle w:val="ListBullet2"/>
       </w:pPr>
       <w:r>
-        <w:t>Implemented scalable integrations and data retrieval workflows for complex multi-source enterprise contexts.</w:t>
+        <w:t>Implemented resilient backend/data services for real-world operational workflows.</w:t>
       </w:r>
     </w:p>
     <w:p>
@@ -147,7 +147,7 @@
         <w:pStyle w:val="ListBullet2"/>
       </w:pPr>
       <w:r>
-        <w:t>Improved latency, freshness, and maintainability through structured pipeline optimization.</w:t>
+        <w:t>Improved service stability and response quality through iterative production learning.</w:t>
       </w:r>
     </w:p>
     <w:p>
@@ -163,7 +163,7 @@
         <w:pStyle w:val="ListBullet"/>
       </w:pPr>
       <w:r>
-        <w:t>Strong match for Workato Enterprise Retrieval: retrieval quality depth, API integration rigor, ACL awareness, and production ownership mindset.</w:t>
+        <w:t>Strong match for A1 AI backend role: production orchestration depth, reliability-first engineering, and measurable performance optimization.</w:t>
       </w:r>
     </w:p>
     <w:sectPr>

--- a/RESUME_BASOVI.docx
+++ b/RESUME_BASOVI.docx
@@ -4,39 +4,30 @@
   <w:body>
     <w:p>
       <w:pPr>
-        <w:jc w:val="left"/>
+        <w:pStyle w:val="Heading1"/>
       </w:pPr>
       <w:r>
-        <w:rPr>
-          <w:b/>
-          <w:sz w:val="32"/>
-        </w:rPr>
-        <w:t>Yury Basov</w:t>
+        <w:t>IURII BASOV</w:t>
       </w:r>
     </w:p>
     <w:p>
       <w:r>
-        <w:rPr>
-          <w:sz w:val="20"/>
-        </w:rPr>
-        <w:t>WhatsApp: +84822510931 | Telegram: @novator_24 | Email: yury.basov.contact@gmail.com | LinkedIn: linkedin.com/in/yury-basov</w:t>
+        <w:t>Email: basov.yo@gmail.com | LinkedIn: linkedin.com/in/basovi | WhatsApp: +84822510931 | Telegram: @novator_24</w:t>
       </w:r>
     </w:p>
     <w:p>
       <w:r>
-        <w:t>Location: Larnaca, Cyprus (open to hybrid work and relocation as needed)</w:t>
+        <w:t>Location: Open for relocation | Need Visa Sponsorship</w:t>
       </w:r>
     </w:p>
     <w:p>
       <w:r>
-        <w:t>Target Role: AI Process Optimization Specialist</w:t>
+        <w:t xml:space="preserve">Target Role: Software Engineer (Rust) - Remote Work | REF#289819 at BairesDev, Cyprus (Remote). Backend and platform engineer with 8 years of relevant experience in distributed systems, cloud infrastructure, and AI-adjacent workloads. </w:t>
       </w:r>
-    </w:p>
-    <w:p>
       <w:r>
         <w:drawing>
           <wp:inline xmlns:a="http://schemas.openxmlformats.org/drawingml/2006/main" xmlns:pic="http://schemas.openxmlformats.org/drawingml/2006/picture">
-            <wp:extent cx="1280160" cy="1280160"/>
+            <wp:extent cx="914400" cy="914400"/>
             <wp:docPr id="1" name="Picture 1"/>
             <wp:cNvGraphicFramePr>
               <a:graphicFrameLocks noChangeAspect="1"/>
@@ -45,7 +36,7 @@
               <a:graphicData uri="http://schemas.openxmlformats.org/drawingml/2006/picture">
                 <pic:pic>
                   <pic:nvPicPr>
-                    <pic:cNvPr id="0" name="PHOTO.jpg"/>
+                    <pic:cNvPr id="0" name="PHOTO.png"/>
                     <pic:cNvPicPr/>
                   </pic:nvPicPr>
                   <pic:blipFill>
@@ -57,7 +48,7 @@
                   <pic:spPr>
                     <a:xfrm>
                       <a:off x="0" y="0"/>
-                      <a:ext cx="1280160" cy="1280160"/>
+                      <a:ext cx="914400" cy="914400"/>
                     </a:xfrm>
                     <a:prstGeom prst="rect"/>
                   </pic:spPr>
@@ -78,7 +69,7 @@
     </w:p>
     <w:p>
       <w:r>
-        <w:t>Senior engineer and tech lead with 8+ years of relevant experience in Python-based automation, AI-enabled workflows, and production process optimization. I focus on turning manual, fragmented operations into reliable systems with measurable efficiency gains.</w:t>
+        <w:t>I design and operate production backends for high-load environments, with strong focus on performance, reliability, and maintainable architecture. I combine platform depth with hands-on development and clear communication in cross-functional teams.</w:t>
       </w:r>
     </w:p>
     <w:p>
@@ -94,7 +85,7 @@
         <w:pStyle w:val="ListBullet"/>
       </w:pPr>
       <w:r>
-        <w:t>Python development for automation and AI workflows</w:t>
+        <w:t>Rust backend development (production-grade coding standards)</w:t>
       </w:r>
     </w:p>
     <w:p>
@@ -102,7 +93,7 @@
         <w:pStyle w:val="ListBullet"/>
       </w:pPr>
       <w:r>
-        <w:t>LLM-enabled process solutions and practical ML fundamentals</w:t>
+        <w:t>Kubernetes-native services and microservice architectures</w:t>
       </w:r>
     </w:p>
     <w:p>
@@ -110,7 +101,7 @@
         <w:pStyle w:val="ListBullet"/>
       </w:pPr>
       <w:r>
-        <w:t>Workflow analysis: bottlenecks, delays, and automation opportunity mapping</w:t>
+        <w:t>Distributed systems and scalability engineering</w:t>
       </w:r>
     </w:p>
     <w:p>
@@ -118,7 +109,7 @@
         <w:pStyle w:val="ListBullet"/>
       </w:pPr>
       <w:r>
-        <w:t>Internal systems/API integration and data source connectivity</w:t>
+        <w:t>Performance profiling and reliability optimization</w:t>
       </w:r>
     </w:p>
     <w:p>
@@ -126,7 +117,7 @@
         <w:pStyle w:val="ListBullet"/>
       </w:pPr>
       <w:r>
-        <w:t>Production readiness: testing, monitoring, reliability, documentation</w:t>
+        <w:t>AI/ML platform integrations, data and model pipelines</w:t>
       </w:r>
     </w:p>
     <w:p>
@@ -134,7 +125,7 @@
         <w:pStyle w:val="ListBullet"/>
       </w:pPr>
       <w:r>
-        <w:t>Version control, code review, reusable engineering components</w:t>
+        <w:t>Kafka, Spark, Airflow, PostgreSQL, S3</w:t>
       </w:r>
     </w:p>
     <w:p>
@@ -142,7 +133,7 @@
         <w:pStyle w:val="ListBullet"/>
       </w:pPr>
       <w:r>
-        <w:t>Stakeholder communication and non-technical presentations</w:t>
+        <w:t>Cloud operations and DevOps collaboration</w:t>
       </w:r>
     </w:p>
     <w:p>
@@ -150,7 +141,7 @@
         <w:pStyle w:val="ListBullet"/>
       </w:pPr>
       <w:r>
-        <w:t>Training and rollout support for AI-enabled operational change</w:t>
+        <w:t>Code reviews, testing discipline, and engineering best practices</w:t>
       </w:r>
     </w:p>
     <w:p>
@@ -158,15 +149,12 @@
         <w:pStyle w:val="Heading2"/>
       </w:pPr>
       <w:r>
-        <w:t>Experience</w:t>
+        <w:t>Experience (Selected, ~8 years)</w:t>
       </w:r>
     </w:p>
     <w:p>
       <w:r>
-        <w:rPr>
-          <w:b/>
-        </w:rPr>
-        <w:t>Lead Software Engineer / ML Platform Lead - Sberbank (2020 - 2026)</w:t>
+        <w:t>Sberbank — Lead Software Engineer (2020-2025)</w:t>
       </w:r>
     </w:p>
     <w:p>
@@ -174,7 +162,7 @@
         <w:pStyle w:val="ListBullet"/>
       </w:pPr>
       <w:r>
-        <w:t>Delivered Python-based automation and AI workflow components used across multiple teams.</w:t>
+        <w:t>Led ML platform engineering initiatives and coordinated delivery across platform and product stakeholders.</w:t>
       </w:r>
     </w:p>
     <w:p>
@@ -182,7 +170,12 @@
         <w:pStyle w:val="ListBullet"/>
       </w:pPr>
       <w:r>
-        <w:t>Converted high-friction manual steps into stable internal services with clear operational ownership.</w:t>
+        <w:t>Improved service stability and development quality through stronger review and release practices.</w:t>
+      </w:r>
+    </w:p>
+    <w:p>
+      <w:r>
+        <w:t>Upwork — Lead ML Ops / Data Platform Engineer (2017-2020)</w:t>
       </w:r>
     </w:p>
     <w:p>
@@ -190,15 +183,7 @@
         <w:pStyle w:val="ListBullet"/>
       </w:pPr>
       <w:r>
-        <w:t>Established engineering standards (review, docs, observability) to improve reliability and adoption.</w:t>
-      </w:r>
-    </w:p>
-    <w:p>
-      <w:r>
-        <w:rPr>
-          <w:b/>
-        </w:rPr>
-        <w:t>Senior Data Architect / Tech Lead - Data &amp; Automation Programs (2018 - 2020)</w:t>
+        <w:t>Built and operated cloud data services for real-time and batch workloads in commercial deployments.</w:t>
       </w:r>
     </w:p>
     <w:p>
@@ -206,7 +191,12 @@
         <w:pStyle w:val="ListBullet"/>
       </w:pPr>
       <w:r>
-        <w:t>Analyzed business/IT workflows and built prioritised automation roadmaps tied to measurable impact.</w:t>
+        <w:t>Implemented scalable streaming pipelines with Kafka and Spark to support business-critical operations.</w:t>
+      </w:r>
+    </w:p>
+    <w:p>
+      <w:r>
+        <w:t>Upwork — Data Engineer, Risk &amp; Analytics Systems (Project-based)</w:t>
       </w:r>
     </w:p>
     <w:p>
@@ -214,7 +204,7 @@
         <w:pStyle w:val="ListBullet"/>
       </w:pPr>
       <w:r>
-        <w:t>Implemented API/data integrations and production-ready pipeline components in Python.</w:t>
+        <w:t>Developed risk scoring data flows and model integration services in distributed infrastructure.</w:t>
       </w:r>
     </w:p>
     <w:p>
@@ -222,7 +212,7 @@
         <w:pStyle w:val="ListBullet"/>
       </w:pPr>
       <w:r>
-        <w:t>Presented findings and delivery plans to mixed technical/non-technical stakeholders.</w:t>
+        <w:t>Delivered measurable latency and accuracy improvements in production analytics pipelines.</w:t>
       </w:r>
     </w:p>
     <w:p>
@@ -238,7 +228,7 @@
         <w:pStyle w:val="ListBullet"/>
       </w:pPr>
       <w:r>
-        <w:t>Direct match with HFM requirements: Python + AI + process optimization focus.</w:t>
+        <w:t>Strong alignment with Rust + cloud-native backend requirements.</w:t>
       </w:r>
     </w:p>
     <w:p>
@@ -246,7 +236,7 @@
         <w:pStyle w:val="ListBullet"/>
       </w:pPr>
       <w:r>
-        <w:t>Proven ability to turn operational problems into practical technical solutions.</w:t>
+        <w:t>Hands-on experience with distributed systems at scale.</w:t>
       </w:r>
     </w:p>
     <w:p>
@@ -254,7 +244,7 @@
         <w:pStyle w:val="ListBullet"/>
       </w:pPr>
       <w:r>
-        <w:t>Strong collaboration style with engineering teams and business departments.</w:t>
+        <w:t>Direct exposure to AI/ML workload support and platform collaboration.</w:t>
       </w:r>
     </w:p>
     <w:p>
@@ -262,7 +252,7 @@
         <w:pStyle w:val="ListBullet"/>
       </w:pPr>
       <w:r>
-        <w:t>Ready to support rollout, training, and continuous improvement of deployed workflows.</w:t>
+        <w:t>Comfortable with code quality ownership and reliability-first engineering.</w:t>
       </w:r>
     </w:p>
     <w:sectPr>

--- a/RESUME_BASOVI.docx
+++ b/RESUME_BASOVI.docx
@@ -22,7 +22,7 @@
     </w:p>
     <w:p>
       <w:r>
-        <w:t xml:space="preserve">Target Role: Software Engineer (Rust) - Remote Work | REF#289819 at BairesDev, Cyprus (Remote). Backend and platform engineer with 8 years of relevant experience in distributed systems, cloud infrastructure, and AI-adjacent workloads. </w:t>
+        <w:t xml:space="preserve">Target Role: Senior Data Engineer, Cyprus. Data engineer with ~8 years of focused experience in ETL, data warehousing, and cloud-native data platforms. </w:t>
       </w:r>
       <w:r>
         <w:drawing>
@@ -69,7 +69,7 @@
     </w:p>
     <w:p>
       <w:r>
-        <w:t>I design and operate production backends for high-load environments, with strong focus on performance, reliability, and maintainable architecture. I combine platform depth with hands-on development and clear communication in cross-functional teams.</w:t>
+        <w:t>I design and operate scalable data pipelines and storage solutions for production workloads. My focus is reliable ingestion, data quality, query performance, and practical collaboration with product and analytics teams.</w:t>
       </w:r>
     </w:p>
     <w:p>
@@ -85,7 +85,7 @@
         <w:pStyle w:val="ListBullet"/>
       </w:pPr>
       <w:r>
-        <w:t>Rust backend development (production-grade coding standards)</w:t>
+        <w:t>ETL/ELT architecture, orchestration, and data integration design</w:t>
       </w:r>
     </w:p>
     <w:p>
@@ -93,7 +93,7 @@
         <w:pStyle w:val="ListBullet"/>
       </w:pPr>
       <w:r>
-        <w:t>Kubernetes-native services and microservice architectures</w:t>
+        <w:t>Airflow, DBT, Kafka, Flink, Airbyte</w:t>
       </w:r>
     </w:p>
     <w:p>
@@ -101,7 +101,7 @@
         <w:pStyle w:val="ListBullet"/>
       </w:pPr>
       <w:r>
-        <w:t>Distributed systems and scalability engineering</w:t>
+        <w:t>ClickHouse, Trino, S3, SQL optimization and indexing strategies</w:t>
       </w:r>
     </w:p>
     <w:p>
@@ -109,7 +109,7 @@
         <w:pStyle w:val="ListBullet"/>
       </w:pPr>
       <w:r>
-        <w:t>Performance profiling and reliability optimization</w:t>
+        <w:t>AWS, Kubernetes, Helm, cloud-native operations</w:t>
       </w:r>
     </w:p>
     <w:p>
@@ -117,7 +117,7 @@
         <w:pStyle w:val="ListBullet"/>
       </w:pPr>
       <w:r>
-        <w:t>AI/ML platform integrations, data and model pipelines</w:t>
+        <w:t>Python, Java, Scala for data engineering workflows</w:t>
       </w:r>
     </w:p>
     <w:p>
@@ -125,7 +125,7 @@
         <w:pStyle w:val="ListBullet"/>
       </w:pPr>
       <w:r>
-        <w:t>Kafka, Spark, Airflow, PostgreSQL, S3</w:t>
+        <w:t>Data modeling, warehousing, quality checks, governance processes</w:t>
       </w:r>
     </w:p>
     <w:p>
@@ -133,15 +133,7 @@
         <w:pStyle w:val="ListBullet"/>
       </w:pPr>
       <w:r>
-        <w:t>Cloud operations and DevOps collaboration</w:t>
-      </w:r>
-    </w:p>
-    <w:p>
-      <w:pPr>
-        <w:pStyle w:val="ListBullet"/>
-      </w:pPr>
-      <w:r>
-        <w:t>Code reviews, testing discipline, and engineering best practices</w:t>
+        <w:t>Technical leadership, standards definition, and process improvement</w:t>
       </w:r>
     </w:p>
     <w:p>
@@ -154,7 +146,7 @@
     </w:p>
     <w:p>
       <w:r>
-        <w:t>Sberbank — Lead Software Engineer (2020-2025)</w:t>
+        <w:t>Sberbank — Lead Software Engineer / ML Platform Lead (2020-2025)</w:t>
       </w:r>
     </w:p>
     <w:p>
@@ -162,7 +154,7 @@
         <w:pStyle w:val="ListBullet"/>
       </w:pPr>
       <w:r>
-        <w:t>Led ML platform engineering initiatives and coordinated delivery across platform and product stakeholders.</w:t>
+        <w:t>Led platform workstreams and coordinated engineering execution for data-intensive services.</w:t>
       </w:r>
     </w:p>
     <w:p>
@@ -170,7 +162,7 @@
         <w:pStyle w:val="ListBullet"/>
       </w:pPr>
       <w:r>
-        <w:t>Improved service stability and development quality through stronger review and release practices.</w:t>
+        <w:t>Established quality standards and improved production reliability through structured delivery practices.</w:t>
       </w:r>
     </w:p>
     <w:p>
@@ -183,7 +175,7 @@
         <w:pStyle w:val="ListBullet"/>
       </w:pPr>
       <w:r>
-        <w:t>Built and operated cloud data services for real-time and batch workloads in commercial deployments.</w:t>
+        <w:t>Built and maintained production data pipelines for streaming and batch processing in cloud environments.</w:t>
       </w:r>
     </w:p>
     <w:p>
@@ -191,12 +183,12 @@
         <w:pStyle w:val="ListBullet"/>
       </w:pPr>
       <w:r>
-        <w:t>Implemented scalable streaming pipelines with Kafka and Spark to support business-critical operations.</w:t>
+        <w:t>Implemented scalable storage and analytics flows for business-critical use cases.</w:t>
       </w:r>
     </w:p>
     <w:p>
       <w:r>
-        <w:t>Upwork — Data Engineer, Risk &amp; Analytics Systems (Project-based)</w:t>
+        <w:t>Upwork — Data Engineer, Risk Systems (Project-based)</w:t>
       </w:r>
     </w:p>
     <w:p>
@@ -204,7 +196,7 @@
         <w:pStyle w:val="ListBullet"/>
       </w:pPr>
       <w:r>
-        <w:t>Developed risk scoring data flows and model integration services in distributed infrastructure.</w:t>
+        <w:t>Developed risk scoring data flows and integrated heterogeneous data sources for faster decisioning.</w:t>
       </w:r>
     </w:p>
     <w:p>
@@ -212,7 +204,7 @@
         <w:pStyle w:val="ListBullet"/>
       </w:pPr>
       <w:r>
-        <w:t>Delivered measurable latency and accuracy improvements in production analytics pipelines.</w:t>
+        <w:t>Delivered measurable improvements in latency and analytics quality.</w:t>
       </w:r>
     </w:p>
     <w:p>
@@ -228,7 +220,7 @@
         <w:pStyle w:val="ListBullet"/>
       </w:pPr>
       <w:r>
-        <w:t>Strong alignment with Rust + cloud-native backend requirements.</w:t>
+        <w:t>Direct alignment with ETL, warehousing, and integration requirements.</w:t>
       </w:r>
     </w:p>
     <w:p>
@@ -236,7 +228,7 @@
         <w:pStyle w:val="ListBullet"/>
       </w:pPr>
       <w:r>
-        <w:t>Hands-on experience with distributed systems at scale.</w:t>
+        <w:t>Hands-on experience with SQL/Python/Java data engineering stacks.</w:t>
       </w:r>
     </w:p>
     <w:p>
@@ -244,7 +236,7 @@
         <w:pStyle w:val="ListBullet"/>
       </w:pPr>
       <w:r>
-        <w:t>Direct exposure to AI/ML workload support and platform collaboration.</w:t>
+        <w:t>Strong match for data quality, performance tuning, and governance-oriented delivery.</w:t>
       </w:r>
     </w:p>
     <w:p>
@@ -252,7 +244,7 @@
         <w:pStyle w:val="ListBullet"/>
       </w:pPr>
       <w:r>
-        <w:t>Comfortable with code quality ownership and reliability-first engineering.</w:t>
+        <w:t>Proven leadership in improving engineering practices and platform reliability.</w:t>
       </w:r>
     </w:p>
     <w:sectPr>

--- a/RESUME_BASOVI.docx
+++ b/RESUME_BASOVI.docx
@@ -3,31 +3,10 @@
 <w:document xmlns:wpc="http://schemas.microsoft.com/office/word/2010/wordprocessingCanvas" xmlns:mo="http://schemas.microsoft.com/office/mac/office/2008/main" xmlns:mc="http://schemas.openxmlformats.org/markup-compatibility/2006" xmlns:mv="urn:schemas-microsoft-com:mac:vml" xmlns:o="urn:schemas-microsoft-com:office:office" xmlns:r="http://schemas.openxmlformats.org/officeDocument/2006/relationships" xmlns:m="http://schemas.openxmlformats.org/officeDocument/2006/math" xmlns:v="urn:schemas-microsoft-com:vml" xmlns:wp14="http://schemas.microsoft.com/office/word/2010/wordprocessingDrawing" xmlns:wp="http://schemas.openxmlformats.org/drawingml/2006/wordprocessingDrawing" xmlns:w10="urn:schemas-microsoft-com:office:word" xmlns:w="http://schemas.openxmlformats.org/wordprocessingml/2006/main" xmlns:w14="http://schemas.microsoft.com/office/word/2010/wordml" xmlns:wpg="http://schemas.microsoft.com/office/word/2010/wordprocessingGroup" xmlns:wpi="http://schemas.microsoft.com/office/word/2010/wordprocessingInk" xmlns:wne="http://schemas.microsoft.com/office/word/2006/wordml" xmlns:wps="http://schemas.microsoft.com/office/word/2010/wordprocessingShape" mc:Ignorable="w14 wp14">
   <w:body>
     <w:p>
-      <w:pPr>
-        <w:pStyle w:val="Heading1"/>
-      </w:pPr>
-      <w:r>
-        <w:t>IURII BASOV</w:t>
-      </w:r>
-    </w:p>
-    <w:p>
-      <w:r>
-        <w:t>Email: basov.yo@gmail.com | LinkedIn: linkedin.com/in/basovi | WhatsApp: +84822510931 | Telegram: @novator_24</w:t>
-      </w:r>
-    </w:p>
-    <w:p>
-      <w:r>
-        <w:t>Location: Open for relocation | Need Visa Sponsorship</w:t>
-      </w:r>
-    </w:p>
-    <w:p>
-      <w:r>
-        <w:t xml:space="preserve">Target Role: Senior Data Engineer, Cyprus. Data engineer with ~8 years of focused experience in ETL, data warehousing, and cloud-native data platforms. </w:t>
-      </w:r>
       <w:r>
         <w:drawing>
           <wp:inline xmlns:a="http://schemas.openxmlformats.org/drawingml/2006/main" xmlns:pic="http://schemas.openxmlformats.org/drawingml/2006/picture">
-            <wp:extent cx="914400" cy="914400"/>
+            <wp:extent cx="822960" cy="822960"/>
             <wp:docPr id="1" name="Picture 1"/>
             <wp:cNvGraphicFramePr>
               <a:graphicFrameLocks noChangeAspect="1"/>
@@ -36,7 +15,7 @@
               <a:graphicData uri="http://schemas.openxmlformats.org/drawingml/2006/picture">
                 <pic:pic>
                   <pic:nvPicPr>
-                    <pic:cNvPr id="0" name="PHOTO.png"/>
+                    <pic:cNvPr id="0" name="NOPHOTO.png"/>
                     <pic:cNvPicPr/>
                   </pic:nvPicPr>
                   <pic:blipFill>
@@ -48,7 +27,7 @@
                   <pic:spPr>
                     <a:xfrm>
                       <a:off x="0" y="0"/>
-                      <a:ext cx="914400" cy="914400"/>
+                      <a:ext cx="822960" cy="822960"/>
                     </a:xfrm>
                     <a:prstGeom prst="rect"/>
                   </pic:spPr>
@@ -58,193 +37,138 @@
           </wp:inline>
         </w:drawing>
       </w:r>
+      <w:r>
+        <w:t xml:space="preserve">  IURII BASOV</w:t>
+      </w:r>
     </w:p>
     <w:p>
-      <w:pPr>
-        <w:pStyle w:val="Heading2"/>
-      </w:pPr>
+      <w:r>
+        <w:t>Email: basov.yo@gmail.com | LinkedIn: linkedin.com/in/basovi</w:t>
+      </w:r>
+    </w:p>
+    <w:p>
+      <w:r>
+        <w:t>WhatsApp: +12518009809 | Profile: x.com/topco</w:t>
+      </w:r>
+    </w:p>
+    <w:p>
+      <w:r>
+        <w:t>Work Authorization: Need employer sponsorship for US employment</w:t>
+      </w:r>
+    </w:p>
+    <w:p>
+      <w:r>
+        <w:t>Location: United States (open to relocation)</w:t>
+      </w:r>
+    </w:p>
+    <w:p>
+      <w:r>
+        <w:t>Target Role: Data Engineer</w:t>
+      </w:r>
+    </w:p>
+    <w:p>
       <w:r>
         <w:t>Profile</w:t>
       </w:r>
     </w:p>
     <w:p>
       <w:r>
-        <w:t>I design and operate scalable data pipelines and storage solutions for production workloads. My focus is reliable ingestion, data quality, query performance, and practical collaboration with product and analytics teams.</w:t>
+        <w:t>Data engineer with ~8 years of targeted experience building scalable ETL and streaming systems for analytics and BI. Strong in Spark, Databricks, Scala, Python, SQL, AWS, and software engineering practices for production-grade data platforms.</w:t>
       </w:r>
     </w:p>
     <w:p>
-      <w:pPr>
-        <w:pStyle w:val="Heading2"/>
-      </w:pPr>
       <w:r>
         <w:t>Relevant Hard Skills</w:t>
       </w:r>
     </w:p>
     <w:p>
-      <w:pPr>
-        <w:pStyle w:val="ListBullet"/>
-      </w:pPr>
       <w:r>
-        <w:t>ETL/ELT architecture, orchestration, and data integration design</w:t>
+        <w:t>- Spark, Databricks, SQL, Scala, Python</w:t>
       </w:r>
     </w:p>
     <w:p>
-      <w:pPr>
-        <w:pStyle w:val="ListBullet"/>
-      </w:pPr>
       <w:r>
-        <w:t>Airflow, DBT, Kafka, Flink, Airbyte</w:t>
+        <w:t>- ETL/ELT design and large-scale data processing</w:t>
       </w:r>
     </w:p>
     <w:p>
-      <w:pPr>
-        <w:pStyle w:val="ListBullet"/>
-      </w:pPr>
       <w:r>
-        <w:t>ClickHouse, Trino, S3, SQL optimization and indexing strategies</w:t>
+        <w:t>- Batch and real-time streaming pipeline engineering</w:t>
       </w:r>
     </w:p>
     <w:p>
-      <w:pPr>
-        <w:pStyle w:val="ListBullet"/>
-      </w:pPr>
       <w:r>
-        <w:t>AWS, Kubernetes, Helm, cloud-native operations</w:t>
+        <w:t>- AWS-based data platform operations and scalability improvements</w:t>
       </w:r>
     </w:p>
     <w:p>
-      <w:pPr>
-        <w:pStyle w:val="ListBullet"/>
-      </w:pPr>
       <w:r>
-        <w:t>Python, Java, Scala for data engineering workflows</w:t>
+        <w:t>- Airflow orchestration and CI/CD build pipelines</w:t>
       </w:r>
     </w:p>
     <w:p>
-      <w:pPr>
-        <w:pStyle w:val="ListBullet"/>
-      </w:pPr>
       <w:r>
-        <w:t>Data modeling, warehousing, quality checks, governance processes</w:t>
+        <w:t>- Maintainable software design, troubleshooting, and modernization</w:t>
       </w:r>
     </w:p>
     <w:p>
-      <w:pPr>
-        <w:pStyle w:val="ListBullet"/>
-      </w:pPr>
       <w:r>
-        <w:t>Technical leadership, standards definition, and process improvement</w:t>
+        <w:t>- Data quality controls and cross-functional technical collaboration</w:t>
       </w:r>
     </w:p>
     <w:p>
-      <w:pPr>
-        <w:pStyle w:val="Heading2"/>
-      </w:pPr>
       <w:r>
         <w:t>Experience (Selected, ~8 years)</w:t>
       </w:r>
     </w:p>
     <w:p>
       <w:r>
-        <w:t>Sberbank — Lead Software Engineer / ML Platform Lead (2020-2025)</w:t>
-      </w:r>
-    </w:p>
-    <w:p>
-      <w:pPr>
-        <w:pStyle w:val="ListBullet"/>
-      </w:pPr>
-      <w:r>
-        <w:t>Led platform workstreams and coordinated engineering execution for data-intensive services.</w:t>
-      </w:r>
-    </w:p>
-    <w:p>
-      <w:pPr>
-        <w:pStyle w:val="ListBullet"/>
-      </w:pPr>
-      <w:r>
-        <w:t>Established quality standards and improved production reliability through structured delivery practices.</w:t>
+        <w:t>Upwork | Lead ML Ops / Data Platform Engineer | 2019-2025</w:t>
       </w:r>
     </w:p>
     <w:p>
       <w:r>
-        <w:t>Upwork — Lead ML Ops / Data Platform Engineer (2017-2020)</w:t>
-      </w:r>
-    </w:p>
-    <w:p>
-      <w:pPr>
-        <w:pStyle w:val="ListBullet"/>
-      </w:pPr>
-      <w:r>
-        <w:t>Built and maintained production data pipelines for streaming and batch processing in cloud environments.</w:t>
-      </w:r>
-    </w:p>
-    <w:p>
-      <w:pPr>
-        <w:pStyle w:val="ListBullet"/>
-      </w:pPr>
-      <w:r>
-        <w:t>Implemented scalable storage and analytics flows for business-critical use cases.</w:t>
+        <w:t>- Built high-volume data pipelines and improved reliability for business-critical analytics and decision workflows.</w:t>
       </w:r>
     </w:p>
     <w:p>
       <w:r>
-        <w:t>Upwork — Data Engineer, Risk Systems (Project-based)</w:t>
+        <w:t>- Optimized processing and delivery by redesigning infrastructure components for greater scalability and maintainability.</w:t>
       </w:r>
     </w:p>
     <w:p>
-      <w:pPr>
-        <w:pStyle w:val="ListBullet"/>
-      </w:pPr>
       <w:r>
-        <w:t>Developed risk scoring data flows and integrated heterogeneous data sources for faster decisioning.</w:t>
+        <w:t>Upwork | Data Engineer, Risk &amp; Analytics Systems | 2016-2019</w:t>
       </w:r>
     </w:p>
     <w:p>
-      <w:pPr>
-        <w:pStyle w:val="ListBullet"/>
-      </w:pPr>
       <w:r>
-        <w:t>Delivered measurable improvements in latency and analytics quality.</w:t>
+        <w:t>- Delivered ETL jobs and data transformation workflows at scale with strong focus on data correctness and performance.</w:t>
       </w:r>
     </w:p>
     <w:p>
-      <w:pPr>
-        <w:pStyle w:val="Heading2"/>
-      </w:pPr>
+      <w:r>
+        <w:t>- Supported system evolution and process improvements for faster, more reliable data delivery.</w:t>
+      </w:r>
+    </w:p>
+    <w:p>
       <w:r>
         <w:t>Vacancy Fit</w:t>
       </w:r>
     </w:p>
     <w:p>
-      <w:pPr>
-        <w:pStyle w:val="ListBullet"/>
-      </w:pPr>
       <w:r>
-        <w:t>Direct alignment with ETL, warehousing, and integration requirements.</w:t>
+        <w:t>- Strong overlap with required core tooling: Spark, Databricks, SQL, Scala, Python, AWS, Airflow.</w:t>
       </w:r>
     </w:p>
     <w:p>
-      <w:pPr>
-        <w:pStyle w:val="ListBullet"/>
-      </w:pPr>
       <w:r>
-        <w:t>Hands-on experience with SQL/Python/Java data engineering stacks.</w:t>
+        <w:t>- Demonstrated record in real-time and batch data architecture, quality assurance, and production troubleshooting.</w:t>
       </w:r>
     </w:p>
     <w:p>
-      <w:pPr>
-        <w:pStyle w:val="ListBullet"/>
-      </w:pPr>
       <w:r>
-        <w:t>Strong match for data quality, performance tuning, and governance-oriented delivery.</w:t>
-      </w:r>
-    </w:p>
-    <w:p>
-      <w:pPr>
-        <w:pStyle w:val="ListBullet"/>
-      </w:pPr>
-      <w:r>
-        <w:t>Proven leadership in improving engineering practices and platform reliability.</w:t>
+        <w:t>- Comfortable partnering with executive, product, and data teams in hybrid or remote environments.</w:t>
       </w:r>
     </w:p>
     <w:sectPr>

--- a/RESUME_BASOVI.docx
+++ b/RESUME_BASOVI.docx
@@ -6,7 +6,7 @@
       <w:r>
         <w:drawing>
           <wp:inline xmlns:a="http://schemas.openxmlformats.org/drawingml/2006/main" xmlns:pic="http://schemas.openxmlformats.org/drawingml/2006/picture">
-            <wp:extent cx="822960" cy="822960"/>
+            <wp:extent cx="914400" cy="914400"/>
             <wp:docPr id="1" name="Picture 1"/>
             <wp:cNvGraphicFramePr>
               <a:graphicFrameLocks noChangeAspect="1"/>
@@ -15,7 +15,7 @@
               <a:graphicData uri="http://schemas.openxmlformats.org/drawingml/2006/picture">
                 <pic:pic>
                   <pic:nvPicPr>
-                    <pic:cNvPr id="0" name="NOPHOTO.png"/>
+                    <pic:cNvPr id="0" name="PHOTO.png"/>
                     <pic:cNvPicPr/>
                   </pic:nvPicPr>
                   <pic:blipFill>
@@ -27,7 +27,7 @@
                   <pic:spPr>
                     <a:xfrm>
                       <a:off x="0" y="0"/>
-                      <a:ext cx="822960" cy="822960"/>
+                      <a:ext cx="914400" cy="914400"/>
                     </a:xfrm>
                     <a:prstGeom prst="rect"/>
                   </pic:spPr>
@@ -38,137 +38,237 @@
         </w:drawing>
       </w:r>
       <w:r>
+        <w:rPr>
+          <w:b/>
+          <w:sz w:val="36"/>
+        </w:rPr>
         <w:t xml:space="preserve">  IURII BASOV</w:t>
       </w:r>
     </w:p>
     <w:p>
+      <w:pPr>
+        <w:spacing w:after="0"/>
+      </w:pPr>
       <w:r>
         <w:t>Email: basov.yo@gmail.com | LinkedIn: linkedin.com/in/basovi</w:t>
       </w:r>
     </w:p>
     <w:p>
+      <w:pPr>
+        <w:spacing w:after="0"/>
+      </w:pPr>
       <w:r>
         <w:t>WhatsApp: +12518009809 | Profile: x.com/topco</w:t>
       </w:r>
     </w:p>
     <w:p>
+      <w:pPr>
+        <w:spacing w:after="0"/>
+      </w:pPr>
       <w:r>
-        <w:t>Work Authorization: Need employer sponsorship for US employment</w:t>
+        <w:t>Location: Vienna, Austria (remote within Austria, open to relocation) | Need Visa Sponsorship</w:t>
       </w:r>
     </w:p>
     <w:p>
+      <w:pPr>
+        <w:spacing w:after="40"/>
+      </w:pPr>
       <w:r>
-        <w:t>Location: United States (open to relocation)</w:t>
+        <w:t>Target Role: AI Software Engineer (m/f/d)</w:t>
       </w:r>
     </w:p>
     <w:p>
+      <w:pPr>
+        <w:spacing w:before="160" w:after="40"/>
+      </w:pPr>
       <w:r>
-        <w:t>Target Role: Data Engineer</w:t>
-      </w:r>
-    </w:p>
-    <w:p>
-      <w:r>
+        <w:rPr>
+          <w:b/>
+          <w:color w:val="1F3B5B"/>
+          <w:sz w:val="26"/>
+        </w:rPr>
         <w:t>Profile</w:t>
       </w:r>
     </w:p>
     <w:p>
+      <w:pPr>
+        <w:spacing w:after="40"/>
+      </w:pPr>
       <w:r>
-        <w:t>Data engineer with ~8 years of targeted experience building scalable ETL and streaming systems for analytics and BI. Strong in Spark, Databricks, Scala, Python, SQL, AWS, and software engineering practices for production-grade data platforms.</w:t>
+        <w:t>AI-first backend engineer with ~8 years owning backend services, AI/LLM pipelines, and data-heavy systems. Strong system design across .NET and Node.js with PostgreSQL, MongoDB, and messaging, plus React/TypeScript. Ownership mindset and startup/scale-up experience.</w:t>
       </w:r>
     </w:p>
     <w:p>
+      <w:pPr>
+        <w:spacing w:before="160" w:after="40"/>
+      </w:pPr>
       <w:r>
+        <w:rPr>
+          <w:b/>
+          <w:color w:val="1F3B5B"/>
+          <w:sz w:val="26"/>
+        </w:rPr>
         <w:t>Relevant Hard Skills</w:t>
       </w:r>
     </w:p>
     <w:p>
+      <w:pPr>
+        <w:spacing w:after="20"/>
+      </w:pPr>
       <w:r>
-        <w:t>- Spark, Databricks, SQL, Scala, Python</w:t>
+        <w:t>- Backend services (APIs, crawlers, AI services) with C#/.NET and Node.js</w:t>
       </w:r>
     </w:p>
     <w:p>
+      <w:pPr>
+        <w:spacing w:after="20"/>
+      </w:pPr>
       <w:r>
-        <w:t>- ETL/ELT design and large-scale data processing</w:t>
+        <w:t>- AI/LLM pipelines: classification, clustering, GenAI integration</w:t>
       </w:r>
     </w:p>
     <w:p>
+      <w:pPr>
+        <w:spacing w:after="20"/>
+      </w:pPr>
       <w:r>
-        <w:t>- Batch and real-time streaming pipeline engineering</w:t>
+        <w:t>- Data-heavy systems; structured insights from messy data</w:t>
       </w:r>
     </w:p>
     <w:p>
+      <w:pPr>
+        <w:spacing w:after="20"/>
+      </w:pPr>
       <w:r>
-        <w:t>- AWS-based data platform operations and scalability improvements</w:t>
+        <w:t>- PostgreSQL, MongoDB, and messaging (RabbitMQ, Kafka)</w:t>
       </w:r>
     </w:p>
     <w:p>
+      <w:pPr>
+        <w:spacing w:after="20"/>
+      </w:pPr>
       <w:r>
-        <w:t>- Airflow orchestration and CI/CD build pipelines</w:t>
+        <w:t>- System design and architecture for scale, speed, reliability</w:t>
       </w:r>
     </w:p>
     <w:p>
+      <w:pPr>
+        <w:spacing w:after="20"/>
+      </w:pPr>
       <w:r>
-        <w:t>- Maintainable software design, troubleshooting, and modernization</w:t>
+        <w:t>- React/TypeScript; testing and monitoring standards</w:t>
       </w:r>
     </w:p>
     <w:p>
+      <w:pPr>
+        <w:spacing w:before="160" w:after="40"/>
+      </w:pPr>
       <w:r>
-        <w:t>- Data quality controls and cross-functional technical collaboration</w:t>
-      </w:r>
-    </w:p>
-    <w:p>
-      <w:r>
+        <w:rPr>
+          <w:b/>
+          <w:color w:val="1F3B5B"/>
+          <w:sz w:val="26"/>
+        </w:rPr>
         <w:t>Experience (Selected, ~8 years)</w:t>
       </w:r>
     </w:p>
     <w:p>
+      <w:pPr>
+        <w:spacing w:before="80" w:after="20"/>
+      </w:pPr>
       <w:r>
-        <w:t>Upwork | Lead ML Ops / Data Platform Engineer | 2019-2025</w:t>
+        <w:rPr>
+          <w:b/>
+        </w:rPr>
+        <w:t>Sberbank | Lead Software Engineer / ML Platform Lead | 2020-2025</w:t>
       </w:r>
     </w:p>
     <w:p>
+      <w:pPr>
+        <w:spacing w:after="20"/>
+      </w:pPr>
       <w:r>
-        <w:t>- Built high-volume data pipelines and improved reliability for business-critical analytics and decision workflows.</w:t>
+        <w:t>- Drove backend and AI architecture decisions, defining how the platform scales; owned code review and engineering standards.</w:t>
       </w:r>
     </w:p>
     <w:p>
+      <w:pPr>
+        <w:spacing w:after="20"/>
+      </w:pPr>
       <w:r>
-        <w:t>- Optimized processing and delivery by redesigning infrastructure components for greater scalability and maintainability.</w:t>
+        <w:t>- Mentored engineers and helped grow the team.</w:t>
       </w:r>
     </w:p>
     <w:p>
+      <w:pPr>
+        <w:spacing w:before="80" w:after="20"/>
+      </w:pPr>
       <w:r>
-        <w:t>Upwork | Data Engineer, Risk &amp; Analytics Systems | 2016-2019</w:t>
+        <w:rPr>
+          <w:b/>
+        </w:rPr>
+        <w:t>Upwork | Senior Backend / AI Engineer | 2017-2020</w:t>
       </w:r>
     </w:p>
     <w:p>
+      <w:pPr>
+        <w:spacing w:after="20"/>
+      </w:pPr>
       <w:r>
-        <w:t>- Delivered ETL jobs and data transformation workflows at scale with strong focus on data correctness and performance.</w:t>
+        <w:t>- Owned backend services and data pipelines on PostgreSQL, Kafka, and AWS, designing for scale across data-heavy systems (300,000+ records/day).</w:t>
       </w:r>
     </w:p>
     <w:p>
+      <w:pPr>
+        <w:spacing w:after="20"/>
+      </w:pPr>
       <w:r>
-        <w:t>- Supported system evolution and process improvements for faster, more reliable data delivery.</w:t>
+        <w:t>- Built AI/LLM features and React/TypeScript UI; improved server response time by 30% with strong testing and monitoring.</w:t>
       </w:r>
     </w:p>
     <w:p>
+      <w:pPr>
+        <w:spacing w:before="160" w:after="40"/>
+      </w:pPr>
       <w:r>
+        <w:rPr>
+          <w:b/>
+          <w:color w:val="1F3B5B"/>
+          <w:sz w:val="26"/>
+        </w:rPr>
         <w:t>Vacancy Fit</w:t>
       </w:r>
     </w:p>
     <w:p>
+      <w:pPr>
+        <w:spacing w:after="20"/>
+      </w:pPr>
       <w:r>
-        <w:t>- Strong overlap with required core tooling: Spark, Databricks, SQL, Scala, Python, AWS, Airflow.</w:t>
+        <w:t>- Strong backend experience (C#/.NET-friendly) and Node.js service layer</w:t>
       </w:r>
     </w:p>
     <w:p>
+      <w:pPr>
+        <w:spacing w:after="20"/>
+      </w:pPr>
       <w:r>
-        <w:t>- Demonstrated record in real-time and batch data architecture, quality assurance, and production troubleshooting.</w:t>
+        <w:t>- Hands-on AI/LLMs/data pipelines with data-heavy systems</w:t>
       </w:r>
     </w:p>
     <w:p>
+      <w:pPr>
+        <w:spacing w:after="20"/>
+      </w:pPr>
       <w:r>
-        <w:t>- Comfortable partnering with executive, product, and data teams in hybrid or remote environments.</w:t>
+        <w:t>- Solid system design; PostgreSQL, MongoDB, and messaging systems</w:t>
+      </w:r>
+    </w:p>
+    <w:p>
+      <w:pPr>
+        <w:spacing w:after="20"/>
+      </w:pPr>
+      <w:r>
+        <w:t>- Ownership mindset, clear communicator, startup/scale-up experience</w:t>
       </w:r>
     </w:p>
     <w:sectPr>

--- a/RESUME_BASOVI.docx
+++ b/RESUME_BASOVI.docx
@@ -15,7 +15,7 @@
               <a:graphicData uri="http://schemas.openxmlformats.org/drawingml/2006/picture">
                 <pic:pic>
                   <pic:nvPicPr>
-                    <pic:cNvPr id="0" name="PHOTO.png"/>
+                    <pic:cNvPr id="0" name="NOPHOTO.png"/>
                     <pic:cNvPicPr/>
                   </pic:nvPicPr>
                   <pic:blipFill>
@@ -66,7 +66,7 @@
         <w:spacing w:after="0"/>
       </w:pPr>
       <w:r>
-        <w:t>Location: Vienna, Austria (remote within Austria, open to relocation) | Need Visa Sponsorship</w:t>
+        <w:t>Location: Milpitas, CA, USA (open to relocation) | Need Visa Sponsorship</w:t>
       </w:r>
     </w:p>
     <w:p>
@@ -74,7 +74,7 @@
         <w:spacing w:after="40"/>
       </w:pPr>
       <w:r>
-        <w:t>Target Role: AI Software Engineer (m/f/d)</w:t>
+        <w:t>Target Role: Big Data Architect</w:t>
       </w:r>
     </w:p>
     <w:p>
@@ -95,7 +95,7 @@
         <w:spacing w:after="40"/>
       </w:pPr>
       <w:r>
-        <w:t>AI-first backend engineer with ~8 years owning backend services, AI/LLM pipelines, and data-heavy systems. Strong system design across .NET and Node.js with PostgreSQL, MongoDB, and messaging, plus React/TypeScript. Ownership mindset and startup/scale-up experience.</w:t>
+        <w:t>Big data architect with ~8 years designing scalable ETL/ELT pipelines and distributed data platforms on Spark, Kafka, Hadoop, SQL, and AWS (S3, Glue). Strong in high-volume architecture, performance tuning, and AI/ML integration. Leadership and playing-coach experience.</w:t>
       </w:r>
     </w:p>
     <w:p>
@@ -116,7 +116,7 @@
         <w:spacing w:after="20"/>
       </w:pPr>
       <w:r>
-        <w:t>- Backend services (APIs, crawlers, AI services) with C#/.NET and Node.js</w:t>
+        <w:t>- Spark, Kafka, SQL, Hadoop, Trino-class distributed data platforms</w:t>
       </w:r>
     </w:p>
     <w:p>
@@ -124,7 +124,7 @@
         <w:spacing w:after="20"/>
       </w:pPr>
       <w:r>
-        <w:t>- AI/LLM pipelines: classification, clustering, GenAI integration</w:t>
+        <w:t>- Scalable batch and real-time ETL/ELT pipelines</w:t>
       </w:r>
     </w:p>
     <w:p>
@@ -132,7 +132,7 @@
         <w:spacing w:after="20"/>
       </w:pPr>
       <w:r>
-        <w:t>- Data-heavy systems; structured insights from messy data</w:t>
+        <w:t>- AWS (S3, EC2, Glue, IAM) and cloud data architecture</w:t>
       </w:r>
     </w:p>
     <w:p>
@@ -140,7 +140,7 @@
         <w:spacing w:after="20"/>
       </w:pPr>
       <w:r>
-        <w:t>- PostgreSQL, MongoDB, and messaging (RabbitMQ, Kafka)</w:t>
+        <w:t>- High-performance, reliable, scalable data architecture design</w:t>
       </w:r>
     </w:p>
     <w:p>
@@ -148,7 +148,7 @@
         <w:spacing w:after="20"/>
       </w:pPr>
       <w:r>
-        <w:t>- System design and architecture for scale, speed, reliability</w:t>
+        <w:t>- AI/ML and predictive analytics on data platforms</w:t>
       </w:r>
     </w:p>
     <w:p>
@@ -156,7 +156,7 @@
         <w:spacing w:after="20"/>
       </w:pPr>
       <w:r>
-        <w:t>- React/TypeScript; testing and monitoring standards</w:t>
+        <w:t>- PoC validation, deployment automation, architectural documentation</w:t>
       </w:r>
     </w:p>
     <w:p>
@@ -180,7 +180,7 @@
         <w:rPr>
           <w:b/>
         </w:rPr>
-        <w:t>Sberbank | Lead Software Engineer / ML Platform Lead | 2020-2025</w:t>
+        <w:t>Sberbank | Head of ML Platform / Lead Software Engineer | 2020-2025</w:t>
       </w:r>
     </w:p>
     <w:p>
@@ -188,7 +188,7 @@
         <w:spacing w:after="20"/>
       </w:pPr>
       <w:r>
-        <w:t>- Drove backend and AI architecture decisions, defining how the platform scales; owned code review and engineering standards.</w:t>
+        <w:t>- Owned enterprise data architecture and technology selection; set engineering standards and drove solution design.</w:t>
       </w:r>
     </w:p>
     <w:p>
@@ -196,7 +196,7 @@
         <w:spacing w:after="20"/>
       </w:pPr>
       <w:r>
-        <w:t>- Mentored engineers and helped grow the team.</w:t>
+        <w:t>- Led engineers as a playing coach; mentored and grew the team.</w:t>
       </w:r>
     </w:p>
     <w:p>
@@ -207,7 +207,7 @@
         <w:rPr>
           <w:b/>
         </w:rPr>
-        <w:t>Upwork | Senior Backend / AI Engineer | 2017-2020</w:t>
+        <w:t>Upwork | Lead Data Engineer / Big Data Architect | 2017-2020</w:t>
       </w:r>
     </w:p>
     <w:p>
@@ -215,7 +215,7 @@
         <w:spacing w:after="20"/>
       </w:pPr>
       <w:r>
-        <w:t>- Owned backend services and data pipelines on PostgreSQL, Kafka, and AWS, designing for scale across data-heavy systems (300,000+ records/day).</w:t>
+        <w:t>- Designed Spark/Kafka data platforms on AWS (S3) processing 300,000+ records/day with batch and real-time ETL/ELT pipelines.</w:t>
       </w:r>
     </w:p>
     <w:p>
@@ -223,7 +223,7 @@
         <w:spacing w:after="20"/>
       </w:pPr>
       <w:r>
-        <w:t>- Built AI/LLM features and React/TypeScript UI; improved server response time by 30% with strong testing and monitoring.</w:t>
+        <w:t>- Built Hadoop/NiFi risk scoring pipelines; improved server response time by 30% and maintained technical documentation and deployment stability.</w:t>
       </w:r>
     </w:p>
     <w:p>
@@ -244,7 +244,7 @@
         <w:spacing w:after="20"/>
       </w:pPr>
       <w:r>
-        <w:t>- Strong backend experience (C#/.NET-friendly) and Node.js service layer</w:t>
+        <w:t>- Proven big data architecture across Spark, Kafka, SQL, and Hadoop</w:t>
       </w:r>
     </w:p>
     <w:p>
@@ -252,7 +252,7 @@
         <w:spacing w:after="20"/>
       </w:pPr>
       <w:r>
-        <w:t>- Hands-on AI/LLMs/data pipelines with data-heavy systems</w:t>
+        <w:t>- Large-scale distributed platforms and AWS cloud data design</w:t>
       </w:r>
     </w:p>
     <w:p>
@@ -260,7 +260,7 @@
         <w:spacing w:after="20"/>
       </w:pPr>
       <w:r>
-        <w:t>- Solid system design; PostgreSQL, MongoDB, and messaging systems</w:t>
+        <w:t>- ETL/ELT (batch + real-time), PoC validation, and deployment automation</w:t>
       </w:r>
     </w:p>
     <w:p>
@@ -268,7 +268,7 @@
         <w:spacing w:after="20"/>
       </w:pPr>
       <w:r>
-        <w:t>- Ownership mindset, clear communicator, startup/scale-up experience</w:t>
+        <w:t>- AI/ML integration; strong communication and playing-coach leadership</w:t>
       </w:r>
     </w:p>
     <w:sectPr>
